--- a/01-engineering-source-documents/OT Project Validation Plan.docx
+++ b/01-engineering-source-documents/OT Project Validation Plan.docx
@@ -25,9 +25,9 @@
         <w:br/>
         <w:t>Document: OT Project Validation Plan</w:t>
         <w:br/>
-        <w:t>Version: 1.0</w:t>
+        <w:t>Version: 1.1 — Proposed DC-004 controlled revision</w:t>
         <w:br/>
-        <w:t>Status: Accepted Validation Plan Baseline</w:t>
+        <w:t>Status: Proposed change under independent review; v1.0 remains the accepted baseline</w:t>
       </w:r>
     </w:p>
     <w:p>
@@ -33900,6 +33900,1753 @@
           <w:i w:val="0"/>
         </w:rPr>
         <w:t>The completed lifecycle is: accepted engineering baseline → accepted DC-003 → controlled amendment of the six affected authoritative artefacts → cross-document consistency and baseline-metadata verification → accepted Step 9 Validation Plan baseline. The next lifecycle step is separate explicit implementation authorisation, followed by the first bounded implementation baseline and IMP-001 dependency pinning. No implementation begins under this acceptance record.</w:t>
+      </w:r>
+    </w:p>
+    <w:p>
+      <w:pPr>
+        <w:pStyle w:val="Heading1"/>
+      </w:pPr>
+      <w:r>
+        <w:t>19. Proposed Controlled Amendment — DC-004 Multi-Run Exploratory Validation Determination</w:t>
+      </w:r>
+    </w:p>
+    <w:p>
+      <w:pPr/>
+      <w:r>
+        <w:t>This proposed amendment resolves the I9 stop condition for VT-EXP-ALL-001 and VT-EXP-ROLE-001. Each catalogue test requires evidence from more than one exploratory run, while the accepted ValidationExecution correctly remains bound to one ScenarioRun. DC-004 defines stable constituent cases and a separate immutable composite validation-assurance result. It does not create a multi-run ValidationExecution or change any accepted engineering outcome.</w:t>
+      </w:r>
+    </w:p>
+    <w:p>
+      <w:pPr>
+        <w:pStyle w:val="Heading2"/>
+      </w:pPr>
+      <w:r>
+        <w:t>19.1 Preserved Execution and Evidence Invariants</w:t>
+      </w:r>
+    </w:p>
+    <w:p>
+      <w:pPr/>
+      <w:r>
+        <w:t>•</w:t>
+        <w:tab/>
+        <w:t>Each constituent is one EXPLORATION ScenarioRun, one EXPLORATORY ValidationExecution, corrected Network Configuration v1.1, one backend-controlled application build and one or more immutable evidence snapshots.</w:t>
+      </w:r>
+    </w:p>
+    <w:p>
+      <w:pPr/>
+      <w:r>
+        <w:t>•</w:t>
+        <w:tab/>
+        <w:t>The constituent execution stores its stable case ID, case-definition version/hash and case-specific expected values before evidence capture; one execution never references multiple runs.</w:t>
+      </w:r>
+    </w:p>
+    <w:p>
+      <w:pPr/>
+      <w:r>
+        <w:t>•</w:t>
+        <w:tab/>
+        <w:t>Case comparison uses the existing generic expected-versus-observed mechanism, bounded only to expose the approved topology, isolation and restoration fields defined below.</w:t>
+      </w:r>
+    </w:p>
+    <w:p>
+      <w:pPr/>
+      <w:r>
+        <w:t>•</w:t>
+        <w:tab/>
+        <w:t>Constituent and composite records remain separate from the exact 15 operational-event types and cannot affect FORMAL progress.</w:t>
+      </w:r>
+    </w:p>
+    <w:p>
+      <w:pPr/>
+      <w:r>
+        <w:t>•</w:t>
+        <w:tab/>
+        <w:t>I8 per-execution ZIP behaviour remains unchanged; no result is reconstructed from mutable live state.</w:t>
+      </w:r>
+    </w:p>
+    <w:p>
+      <w:pPr>
+        <w:pStyle w:val="Heading2"/>
+      </w:pPr>
+      <w:r>
+        <w:t>19.2 Constituent-Case Definition Contract</w:t>
+      </w:r>
+    </w:p>
+    <w:p>
+      <w:pPr/>
+      <w:r>
+        <w:t>The two affected test definitions own exact, versioned ConstituentCaseDefinition sets. A case definition contains case_id, parent test_id, title, selected fault input, controlled initial conditions, comparison_expected_values and checkpoint obligations. Starting a constituent requires test_id, case_id and one scenario_run_id. The validation authority verifies membership, fixes the case oracle before execution and records the case identity on the execution and evidence. Repetition creates a new run and execution rather than replacing the first.</w:t>
+      </w:r>
+    </w:p>
+    <w:p>
+      <w:pPr>
+        <w:pStyle w:val="Heading2"/>
+      </w:pPr>
+      <w:r>
+        <w:t>19.3 VT-EXP-ALL-001 Exact Required Cases</w:t>
+      </w:r>
+    </w:p>
+    <w:tbl>
+      <w:tblPr>
+        <w:tblW w:type="auto" w:w="0"/>
+        <w:tblLayout w:type="fixed"/>
+        <w:tblLook w:firstColumn="1" w:firstRow="1" w:lastColumn="0" w:lastRow="0" w:noHBand="0" w:noVBand="1" w:val="04A0"/>
+        <w:tblBorders>
+          <w:top w:val="single" w:sz="10" w:space="0" w:color="000000"/>
+          <w:left w:val="single" w:sz="10" w:space="0" w:color="000000"/>
+          <w:bottom w:val="single" w:sz="10" w:space="0" w:color="000000"/>
+          <w:right w:val="single" w:sz="10" w:space="0" w:color="000000"/>
+          <w:insideH w:val="single" w:sz="10" w:space="0" w:color="000000"/>
+          <w:insideV w:val="single" w:sz="10" w:space="0" w:color="000000"/>
+        </w:tblBorders>
+      </w:tblPr>
+      <w:tblGrid>
+        <w:gridCol w:w="3120"/>
+        <w:gridCol w:w="3120"/>
+        <w:gridCol w:w="3120"/>
+      </w:tblGrid>
+      <w:tr>
+        <w:trPr>
+          <w:tblHeader w:val="true"/>
+          <w:cantSplit/>
+        </w:trPr>
+        <w:tc>
+          <w:tcPr>
+            <w:tcW w:type="dxa" w:w="1550"/>
+            <w:vAlign w:val="center"/>
+            <w:tcMar>
+              <w:top w:w="80" w:type="dxa"/>
+              <w:start w:w="100" w:type="dxa"/>
+              <w:bottom w:w="80" w:type="dxa"/>
+              <w:end w:w="100" w:type="dxa"/>
+            </w:tcMar>
+            <w:shd w:fill="E7E7E7"/>
+          </w:tcPr>
+          <w:p>
+            <w:pPr>
+              <w:spacing w:before="40" w:after="40"/>
+              <w:jc w:val="center"/>
+            </w:pPr>
+            <w:r>
+              <w:rPr>
+                <w:b/>
+                <w:sz w:val="19"/>
+              </w:rPr>
+              <w:t>Case ID</w:t>
+            </w:r>
+          </w:p>
+        </w:tc>
+        <w:tc>
+          <w:tcPr>
+            <w:tcW w:type="dxa" w:w="2200"/>
+            <w:vAlign w:val="center"/>
+            <w:tcMar>
+              <w:top w:w="80" w:type="dxa"/>
+              <w:start w:w="100" w:type="dxa"/>
+              <w:bottom w:w="80" w:type="dxa"/>
+              <w:end w:w="100" w:type="dxa"/>
+            </w:tcMar>
+            <w:shd w:fill="E7E7E7"/>
+          </w:tcPr>
+          <w:p>
+            <w:pPr>
+              <w:spacing w:before="40" w:after="40"/>
+              <w:jc w:val="center"/>
+            </w:pPr>
+            <w:r>
+              <w:rPr>
+                <w:b/>
+                <w:sz w:val="19"/>
+              </w:rPr>
+              <w:t>Controlled input</w:t>
+            </w:r>
+          </w:p>
+        </w:tc>
+        <w:tc>
+          <w:tcPr>
+            <w:tcW w:type="dxa" w:w="5610"/>
+            <w:vAlign w:val="center"/>
+            <w:tcMar>
+              <w:top w:w="80" w:type="dxa"/>
+              <w:start w:w="100" w:type="dxa"/>
+              <w:bottom w:w="80" w:type="dxa"/>
+              <w:end w:w="100" w:type="dxa"/>
+            </w:tcMar>
+            <w:shd w:fill="E7E7E7"/>
+          </w:tcPr>
+          <w:p>
+            <w:pPr>
+              <w:spacing w:before="40" w:after="40"/>
+              <w:jc w:val="center"/>
+            </w:pPr>
+            <w:r>
+              <w:rPr>
+                <w:b/>
+                <w:sz w:val="19"/>
+              </w:rPr>
+              <w:t>Expected structured comparison</w:t>
+            </w:r>
+          </w:p>
+        </w:tc>
+      </w:tr>
+      <w:tr>
+        <w:trPr>
+          <w:cantSplit/>
+        </w:trPr>
+        <w:tc>
+          <w:tcPr>
+            <w:tcW w:type="dxa" w:w="1550"/>
+            <w:vAlign w:val="center"/>
+            <w:tcMar>
+              <w:top w:w="80" w:type="dxa"/>
+              <w:start w:w="100" w:type="dxa"/>
+              <w:bottom w:w="80" w:type="dxa"/>
+              <w:end w:w="100" w:type="dxa"/>
+            </w:tcMar>
+          </w:tcPr>
+          <w:p>
+            <w:pPr>
+              <w:spacing w:before="40" w:after="40"/>
+              <w:jc w:val="left"/>
+            </w:pPr>
+            <w:r>
+              <w:rPr>
+                <w:b w:val="0"/>
+                <w:sz w:val="19"/>
+              </w:rPr>
+              <w:t>EXP-ALL-A1</w:t>
+            </w:r>
+          </w:p>
+        </w:tc>
+        <w:tc>
+          <w:tcPr>
+            <w:tcW w:type="dxa" w:w="2200"/>
+            <w:vAlign w:val="center"/>
+            <w:tcMar>
+              <w:top w:w="80" w:type="dxa"/>
+              <w:start w:w="100" w:type="dxa"/>
+              <w:bottom w:w="80" w:type="dxa"/>
+              <w:end w:w="100" w:type="dxa"/>
+            </w:tcMar>
+          </w:tcPr>
+          <w:p>
+            <w:pPr>
+              <w:spacing w:before="40" w:after="40"/>
+              <w:jc w:val="left"/>
+            </w:pPr>
+            <w:r>
+              <w:rPr>
+                <w:b w:val="0"/>
+                <w:sz w:val="19"/>
+              </w:rPr>
+              <w:t>SEC-A1</w:t>
+            </w:r>
+          </w:p>
+        </w:tc>
+        <w:tc>
+          <w:tcPr>
+            <w:tcW w:type="dxa" w:w="5610"/>
+            <w:vAlign w:val="center"/>
+            <w:tcMar>
+              <w:top w:w="80" w:type="dxa"/>
+              <w:start w:w="100" w:type="dxa"/>
+              <w:bottom w:w="80" w:type="dxa"/>
+              <w:end w:w="100" w:type="dxa"/>
+            </w:tcMar>
+          </w:tcPr>
+          <w:p>
+            <w:pPr>
+              <w:spacing w:before="40" w:after="40"/>
+              <w:jc w:val="left"/>
+            </w:pPr>
+            <w:r>
+              <w:rPr>
+                <w:b w:val="0"/>
+                <w:sz w:val="19"/>
+              </w:rPr>
+              <w:t>Affected FDR-A; BRK-A; boundaries {BRK-A, SW-A12}.</w:t>
+            </w:r>
+          </w:p>
+        </w:tc>
+      </w:tr>
+      <w:tr>
+        <w:trPr>
+          <w:cantSplit/>
+        </w:trPr>
+        <w:tc>
+          <w:tcPr>
+            <w:tcW w:type="dxa" w:w="1550"/>
+            <w:vAlign w:val="center"/>
+            <w:tcMar>
+              <w:top w:w="80" w:type="dxa"/>
+              <w:start w:w="100" w:type="dxa"/>
+              <w:bottom w:w="80" w:type="dxa"/>
+              <w:end w:w="100" w:type="dxa"/>
+            </w:tcMar>
+          </w:tcPr>
+          <w:p>
+            <w:pPr>
+              <w:spacing w:before="40" w:after="40"/>
+              <w:jc w:val="left"/>
+            </w:pPr>
+            <w:r>
+              <w:rPr>
+                <w:b w:val="0"/>
+                <w:sz w:val="19"/>
+              </w:rPr>
+              <w:t>EXP-ALL-A2</w:t>
+            </w:r>
+          </w:p>
+        </w:tc>
+        <w:tc>
+          <w:tcPr>
+            <w:tcW w:type="dxa" w:w="2200"/>
+            <w:vAlign w:val="center"/>
+            <w:tcMar>
+              <w:top w:w="80" w:type="dxa"/>
+              <w:start w:w="100" w:type="dxa"/>
+              <w:bottom w:w="80" w:type="dxa"/>
+              <w:end w:w="100" w:type="dxa"/>
+            </w:tcMar>
+          </w:tcPr>
+          <w:p>
+            <w:pPr>
+              <w:spacing w:before="40" w:after="40"/>
+              <w:jc w:val="left"/>
+            </w:pPr>
+            <w:r>
+              <w:rPr>
+                <w:b w:val="0"/>
+                <w:sz w:val="19"/>
+              </w:rPr>
+              <w:t>SEC-A2</w:t>
+            </w:r>
+          </w:p>
+        </w:tc>
+        <w:tc>
+          <w:tcPr>
+            <w:tcW w:type="dxa" w:w="5610"/>
+            <w:vAlign w:val="center"/>
+            <w:tcMar>
+              <w:top w:w="80" w:type="dxa"/>
+              <w:start w:w="100" w:type="dxa"/>
+              <w:bottom w:w="80" w:type="dxa"/>
+              <w:end w:w="100" w:type="dxa"/>
+            </w:tcMar>
+          </w:tcPr>
+          <w:p>
+            <w:pPr>
+              <w:spacing w:before="40" w:after="40"/>
+              <w:jc w:val="left"/>
+            </w:pPr>
+            <w:r>
+              <w:rPr>
+                <w:b w:val="0"/>
+                <w:sz w:val="19"/>
+              </w:rPr>
+              <w:t>Affected FDR-A; BRK-A; boundaries {SW-A12, SW-A23}.</w:t>
+            </w:r>
+          </w:p>
+        </w:tc>
+      </w:tr>
+      <w:tr>
+        <w:trPr>
+          <w:cantSplit/>
+        </w:trPr>
+        <w:tc>
+          <w:tcPr>
+            <w:tcW w:type="dxa" w:w="1550"/>
+            <w:vAlign w:val="center"/>
+            <w:tcMar>
+              <w:top w:w="80" w:type="dxa"/>
+              <w:start w:w="100" w:type="dxa"/>
+              <w:bottom w:w="80" w:type="dxa"/>
+              <w:end w:w="100" w:type="dxa"/>
+            </w:tcMar>
+          </w:tcPr>
+          <w:p>
+            <w:pPr>
+              <w:spacing w:before="40" w:after="40"/>
+              <w:jc w:val="left"/>
+            </w:pPr>
+            <w:r>
+              <w:rPr>
+                <w:b w:val="0"/>
+                <w:sz w:val="19"/>
+              </w:rPr>
+              <w:t>EXP-ALL-A3</w:t>
+            </w:r>
+          </w:p>
+        </w:tc>
+        <w:tc>
+          <w:tcPr>
+            <w:tcW w:type="dxa" w:w="2200"/>
+            <w:vAlign w:val="center"/>
+            <w:tcMar>
+              <w:top w:w="80" w:type="dxa"/>
+              <w:start w:w="100" w:type="dxa"/>
+              <w:bottom w:w="80" w:type="dxa"/>
+              <w:end w:w="100" w:type="dxa"/>
+            </w:tcMar>
+          </w:tcPr>
+          <w:p>
+            <w:pPr>
+              <w:spacing w:before="40" w:after="40"/>
+              <w:jc w:val="left"/>
+            </w:pPr>
+            <w:r>
+              <w:rPr>
+                <w:b w:val="0"/>
+                <w:sz w:val="19"/>
+              </w:rPr>
+              <w:t>SEC-A3</w:t>
+            </w:r>
+          </w:p>
+        </w:tc>
+        <w:tc>
+          <w:tcPr>
+            <w:tcW w:type="dxa" w:w="5610"/>
+            <w:vAlign w:val="center"/>
+            <w:tcMar>
+              <w:top w:w="80" w:type="dxa"/>
+              <w:start w:w="100" w:type="dxa"/>
+              <w:bottom w:w="80" w:type="dxa"/>
+              <w:end w:w="100" w:type="dxa"/>
+            </w:tcMar>
+          </w:tcPr>
+          <w:p>
+            <w:pPr>
+              <w:spacing w:before="40" w:after="40"/>
+              <w:jc w:val="left"/>
+            </w:pPr>
+            <w:r>
+              <w:rPr>
+                <w:b w:val="0"/>
+                <w:sz w:val="19"/>
+              </w:rPr>
+              <w:t>Affected FDR-A; BRK-A; boundaries {SW-A23, SW-A34}.</w:t>
+            </w:r>
+          </w:p>
+        </w:tc>
+      </w:tr>
+      <w:tr>
+        <w:trPr>
+          <w:cantSplit/>
+        </w:trPr>
+        <w:tc>
+          <w:tcPr>
+            <w:tcW w:type="dxa" w:w="1550"/>
+            <w:vAlign w:val="center"/>
+            <w:tcMar>
+              <w:top w:w="80" w:type="dxa"/>
+              <w:start w:w="100" w:type="dxa"/>
+              <w:bottom w:w="80" w:type="dxa"/>
+              <w:end w:w="100" w:type="dxa"/>
+            </w:tcMar>
+          </w:tcPr>
+          <w:p>
+            <w:pPr>
+              <w:spacing w:before="40" w:after="40"/>
+              <w:jc w:val="left"/>
+            </w:pPr>
+            <w:r>
+              <w:rPr>
+                <w:b w:val="0"/>
+                <w:sz w:val="19"/>
+              </w:rPr>
+              <w:t>EXP-ALL-A4-FRESH</w:t>
+            </w:r>
+          </w:p>
+        </w:tc>
+        <w:tc>
+          <w:tcPr>
+            <w:tcW w:type="dxa" w:w="2200"/>
+            <w:vAlign w:val="center"/>
+            <w:tcMar>
+              <w:top w:w="80" w:type="dxa"/>
+              <w:start w:w="100" w:type="dxa"/>
+              <w:bottom w:w="80" w:type="dxa"/>
+              <w:end w:w="100" w:type="dxa"/>
+            </w:tcMar>
+          </w:tcPr>
+          <w:p>
+            <w:pPr>
+              <w:spacing w:before="40" w:after="40"/>
+              <w:jc w:val="left"/>
+            </w:pPr>
+            <w:r>
+              <w:rPr>
+                <w:b w:val="0"/>
+                <w:sz w:val="19"/>
+              </w:rPr>
+              <w:t>SEC-A4; TS-01 OPEN, GOOD, FRESH</w:t>
+            </w:r>
+          </w:p>
+        </w:tc>
+        <w:tc>
+          <w:tcPr>
+            <w:tcW w:type="dxa" w:w="5610"/>
+            <w:vAlign w:val="center"/>
+            <w:tcMar>
+              <w:top w:w="80" w:type="dxa"/>
+              <w:start w:w="100" w:type="dxa"/>
+              <w:bottom w:w="80" w:type="dxa"/>
+              <w:end w:w="100" w:type="dxa"/>
+            </w:tcMar>
+          </w:tcPr>
+          <w:p>
+            <w:pPr>
+              <w:spacing w:before="40" w:after="40"/>
+              <w:jc w:val="left"/>
+            </w:pPr>
+            <w:r>
+              <w:rPr>
+                <w:b w:val="0"/>
+                <w:sz w:val="19"/>
+              </w:rPr>
+              <w:t>Affected FDR-A; BRK-A; boundaries {SW-A34, TS-01}; TS-01 PROVEN_OPEN; no OPEN action; overall isolation remains false until all boundaries and zero source paths are proven.</w:t>
+            </w:r>
+          </w:p>
+        </w:tc>
+      </w:tr>
+      <w:tr>
+        <w:trPr>
+          <w:cantSplit/>
+        </w:trPr>
+        <w:tc>
+          <w:tcPr>
+            <w:tcW w:type="dxa" w:w="1550"/>
+            <w:vAlign w:val="center"/>
+            <w:tcMar>
+              <w:top w:w="80" w:type="dxa"/>
+              <w:start w:w="100" w:type="dxa"/>
+              <w:bottom w:w="80" w:type="dxa"/>
+              <w:end w:w="100" w:type="dxa"/>
+            </w:tcMar>
+          </w:tcPr>
+          <w:p>
+            <w:pPr>
+              <w:spacing w:before="40" w:after="40"/>
+              <w:jc w:val="left"/>
+            </w:pPr>
+            <w:r>
+              <w:rPr>
+                <w:b w:val="0"/>
+                <w:sz w:val="19"/>
+              </w:rPr>
+              <w:t>EXP-ALL-B1</w:t>
+            </w:r>
+          </w:p>
+        </w:tc>
+        <w:tc>
+          <w:tcPr>
+            <w:tcW w:type="dxa" w:w="2200"/>
+            <w:vAlign w:val="center"/>
+            <w:tcMar>
+              <w:top w:w="80" w:type="dxa"/>
+              <w:start w:w="100" w:type="dxa"/>
+              <w:bottom w:w="80" w:type="dxa"/>
+              <w:end w:w="100" w:type="dxa"/>
+            </w:tcMar>
+          </w:tcPr>
+          <w:p>
+            <w:pPr>
+              <w:spacing w:before="40" w:after="40"/>
+              <w:jc w:val="left"/>
+            </w:pPr>
+            <w:r>
+              <w:rPr>
+                <w:b w:val="0"/>
+                <w:sz w:val="19"/>
+              </w:rPr>
+              <w:t>SEC-B1</w:t>
+            </w:r>
+          </w:p>
+        </w:tc>
+        <w:tc>
+          <w:tcPr>
+            <w:tcW w:type="dxa" w:w="5610"/>
+            <w:vAlign w:val="center"/>
+            <w:tcMar>
+              <w:top w:w="80" w:type="dxa"/>
+              <w:start w:w="100" w:type="dxa"/>
+              <w:bottom w:w="80" w:type="dxa"/>
+              <w:end w:w="100" w:type="dxa"/>
+            </w:tcMar>
+          </w:tcPr>
+          <w:p>
+            <w:pPr>
+              <w:spacing w:before="40" w:after="40"/>
+              <w:jc w:val="left"/>
+            </w:pPr>
+            <w:r>
+              <w:rPr>
+                <w:b w:val="0"/>
+                <w:sz w:val="19"/>
+              </w:rPr>
+              <w:t>Affected FDR-B; BRK-B; boundaries {BRK-B, SW-B12}.</w:t>
+            </w:r>
+          </w:p>
+        </w:tc>
+      </w:tr>
+      <w:tr>
+        <w:trPr>
+          <w:cantSplit/>
+        </w:trPr>
+        <w:tc>
+          <w:tcPr>
+            <w:tcW w:type="dxa" w:w="1550"/>
+            <w:vAlign w:val="center"/>
+            <w:tcMar>
+              <w:top w:w="80" w:type="dxa"/>
+              <w:start w:w="100" w:type="dxa"/>
+              <w:bottom w:w="80" w:type="dxa"/>
+              <w:end w:w="100" w:type="dxa"/>
+            </w:tcMar>
+          </w:tcPr>
+          <w:p>
+            <w:pPr>
+              <w:spacing w:before="40" w:after="40"/>
+              <w:jc w:val="left"/>
+            </w:pPr>
+            <w:r>
+              <w:rPr>
+                <w:b w:val="0"/>
+                <w:sz w:val="19"/>
+              </w:rPr>
+              <w:t>EXP-ALL-B2</w:t>
+            </w:r>
+          </w:p>
+        </w:tc>
+        <w:tc>
+          <w:tcPr>
+            <w:tcW w:type="dxa" w:w="2200"/>
+            <w:vAlign w:val="center"/>
+            <w:tcMar>
+              <w:top w:w="80" w:type="dxa"/>
+              <w:start w:w="100" w:type="dxa"/>
+              <w:bottom w:w="80" w:type="dxa"/>
+              <w:end w:w="100" w:type="dxa"/>
+            </w:tcMar>
+          </w:tcPr>
+          <w:p>
+            <w:pPr>
+              <w:spacing w:before="40" w:after="40"/>
+              <w:jc w:val="left"/>
+            </w:pPr>
+            <w:r>
+              <w:rPr>
+                <w:b w:val="0"/>
+                <w:sz w:val="19"/>
+              </w:rPr>
+              <w:t>SEC-B2</w:t>
+            </w:r>
+          </w:p>
+        </w:tc>
+        <w:tc>
+          <w:tcPr>
+            <w:tcW w:type="dxa" w:w="5610"/>
+            <w:vAlign w:val="center"/>
+            <w:tcMar>
+              <w:top w:w="80" w:type="dxa"/>
+              <w:start w:w="100" w:type="dxa"/>
+              <w:bottom w:w="80" w:type="dxa"/>
+              <w:end w:w="100" w:type="dxa"/>
+            </w:tcMar>
+          </w:tcPr>
+          <w:p>
+            <w:pPr>
+              <w:spacing w:before="40" w:after="40"/>
+              <w:jc w:val="left"/>
+            </w:pPr>
+            <w:r>
+              <w:rPr>
+                <w:b w:val="0"/>
+                <w:sz w:val="19"/>
+              </w:rPr>
+              <w:t>Affected FDR-B; BRK-B; boundaries {SW-B12, SW-B23}.</w:t>
+            </w:r>
+          </w:p>
+        </w:tc>
+      </w:tr>
+      <w:tr>
+        <w:trPr>
+          <w:cantSplit/>
+        </w:trPr>
+        <w:tc>
+          <w:tcPr>
+            <w:tcW w:type="dxa" w:w="1550"/>
+            <w:vAlign w:val="center"/>
+            <w:tcMar>
+              <w:top w:w="80" w:type="dxa"/>
+              <w:start w:w="100" w:type="dxa"/>
+              <w:bottom w:w="80" w:type="dxa"/>
+              <w:end w:w="100" w:type="dxa"/>
+            </w:tcMar>
+          </w:tcPr>
+          <w:p>
+            <w:pPr>
+              <w:spacing w:before="40" w:after="40"/>
+              <w:jc w:val="left"/>
+            </w:pPr>
+            <w:r>
+              <w:rPr>
+                <w:b w:val="0"/>
+                <w:sz w:val="19"/>
+              </w:rPr>
+              <w:t>EXP-ALL-B3</w:t>
+            </w:r>
+          </w:p>
+        </w:tc>
+        <w:tc>
+          <w:tcPr>
+            <w:tcW w:type="dxa" w:w="2200"/>
+            <w:vAlign w:val="center"/>
+            <w:tcMar>
+              <w:top w:w="80" w:type="dxa"/>
+              <w:start w:w="100" w:type="dxa"/>
+              <w:bottom w:w="80" w:type="dxa"/>
+              <w:end w:w="100" w:type="dxa"/>
+            </w:tcMar>
+          </w:tcPr>
+          <w:p>
+            <w:pPr>
+              <w:spacing w:before="40" w:after="40"/>
+              <w:jc w:val="left"/>
+            </w:pPr>
+            <w:r>
+              <w:rPr>
+                <w:b w:val="0"/>
+                <w:sz w:val="19"/>
+              </w:rPr>
+              <w:t>SEC-B3</w:t>
+            </w:r>
+          </w:p>
+        </w:tc>
+        <w:tc>
+          <w:tcPr>
+            <w:tcW w:type="dxa" w:w="5610"/>
+            <w:vAlign w:val="center"/>
+            <w:tcMar>
+              <w:top w:w="80" w:type="dxa"/>
+              <w:start w:w="100" w:type="dxa"/>
+              <w:bottom w:w="80" w:type="dxa"/>
+              <w:end w:w="100" w:type="dxa"/>
+            </w:tcMar>
+          </w:tcPr>
+          <w:p>
+            <w:pPr>
+              <w:spacing w:before="40" w:after="40"/>
+              <w:jc w:val="left"/>
+            </w:pPr>
+            <w:r>
+              <w:rPr>
+                <w:b w:val="0"/>
+                <w:sz w:val="19"/>
+              </w:rPr>
+              <w:t>Affected FDR-B; BRK-B; boundaries {SW-B23, SW-B34}.</w:t>
+            </w:r>
+          </w:p>
+        </w:tc>
+      </w:tr>
+      <w:tr>
+        <w:trPr>
+          <w:cantSplit/>
+        </w:trPr>
+        <w:tc>
+          <w:tcPr>
+            <w:tcW w:type="dxa" w:w="1550"/>
+            <w:vAlign w:val="center"/>
+            <w:tcMar>
+              <w:top w:w="80" w:type="dxa"/>
+              <w:start w:w="100" w:type="dxa"/>
+              <w:bottom w:w="80" w:type="dxa"/>
+              <w:end w:w="100" w:type="dxa"/>
+            </w:tcMar>
+          </w:tcPr>
+          <w:p>
+            <w:pPr>
+              <w:spacing w:before="40" w:after="40"/>
+              <w:jc w:val="left"/>
+            </w:pPr>
+            <w:r>
+              <w:rPr>
+                <w:b w:val="0"/>
+                <w:sz w:val="19"/>
+              </w:rPr>
+              <w:t>EXP-ALL-B4</w:t>
+            </w:r>
+          </w:p>
+        </w:tc>
+        <w:tc>
+          <w:tcPr>
+            <w:tcW w:type="dxa" w:w="2200"/>
+            <w:vAlign w:val="center"/>
+            <w:tcMar>
+              <w:top w:w="80" w:type="dxa"/>
+              <w:start w:w="100" w:type="dxa"/>
+              <w:bottom w:w="80" w:type="dxa"/>
+              <w:end w:w="100" w:type="dxa"/>
+            </w:tcMar>
+          </w:tcPr>
+          <w:p>
+            <w:pPr>
+              <w:spacing w:before="40" w:after="40"/>
+              <w:jc w:val="left"/>
+            </w:pPr>
+            <w:r>
+              <w:rPr>
+                <w:b w:val="0"/>
+                <w:sz w:val="19"/>
+              </w:rPr>
+              <w:t>SEC-B4</w:t>
+            </w:r>
+          </w:p>
+        </w:tc>
+        <w:tc>
+          <w:tcPr>
+            <w:tcW w:type="dxa" w:w="5610"/>
+            <w:vAlign w:val="center"/>
+            <w:tcMar>
+              <w:top w:w="80" w:type="dxa"/>
+              <w:start w:w="100" w:type="dxa"/>
+              <w:bottom w:w="80" w:type="dxa"/>
+              <w:end w:w="100" w:type="dxa"/>
+            </w:tcMar>
+          </w:tcPr>
+          <w:p>
+            <w:pPr>
+              <w:spacing w:before="40" w:after="40"/>
+              <w:jc w:val="left"/>
+            </w:pPr>
+            <w:r>
+              <w:rPr>
+                <w:b w:val="0"/>
+                <w:sz w:val="19"/>
+              </w:rPr>
+              <w:t>Affected FDR-B; BRK-B; boundaries {SW-B34, TS-01}.</w:t>
+            </w:r>
+          </w:p>
+        </w:tc>
+      </w:tr>
+      <w:tr>
+        <w:trPr>
+          <w:cantSplit/>
+        </w:trPr>
+        <w:tc>
+          <w:tcPr>
+            <w:tcW w:type="dxa" w:w="1550"/>
+            <w:vAlign w:val="center"/>
+            <w:tcMar>
+              <w:top w:w="80" w:type="dxa"/>
+              <w:start w:w="100" w:type="dxa"/>
+              <w:bottom w:w="80" w:type="dxa"/>
+              <w:end w:w="100" w:type="dxa"/>
+            </w:tcMar>
+          </w:tcPr>
+          <w:p>
+            <w:pPr>
+              <w:spacing w:before="40" w:after="40"/>
+              <w:jc w:val="left"/>
+            </w:pPr>
+            <w:r>
+              <w:rPr>
+                <w:b w:val="0"/>
+                <w:sz w:val="19"/>
+              </w:rPr>
+              <w:t>EXP-ALL-A4-STALE-OPEN</w:t>
+            </w:r>
+          </w:p>
+        </w:tc>
+        <w:tc>
+          <w:tcPr>
+            <w:tcW w:type="dxa" w:w="2200"/>
+            <w:vAlign w:val="center"/>
+            <w:tcMar>
+              <w:top w:w="80" w:type="dxa"/>
+              <w:start w:w="100" w:type="dxa"/>
+              <w:bottom w:w="80" w:type="dxa"/>
+              <w:end w:w="100" w:type="dxa"/>
+            </w:tcMar>
+          </w:tcPr>
+          <w:p>
+            <w:pPr>
+              <w:spacing w:before="40" w:after="40"/>
+              <w:jc w:val="left"/>
+            </w:pPr>
+            <w:r>
+              <w:rPr>
+                <w:b w:val="0"/>
+                <w:sz w:val="19"/>
+              </w:rPr>
+              <w:t>Separate SEC-A4 run; TS-01 OPEN, GOOD, age 60,001 ms</w:t>
+            </w:r>
+          </w:p>
+        </w:tc>
+        <w:tc>
+          <w:tcPr>
+            <w:tcW w:type="dxa" w:w="5610"/>
+            <w:vAlign w:val="center"/>
+            <w:tcMar>
+              <w:top w:w="80" w:type="dxa"/>
+              <w:start w:w="100" w:type="dxa"/>
+              <w:bottom w:w="80" w:type="dxa"/>
+              <w:end w:w="100" w:type="dxa"/>
+            </w:tcMar>
+          </w:tcPr>
+          <w:p>
+            <w:pPr>
+              <w:spacing w:before="40" w:after="40"/>
+              <w:jc w:val="left"/>
+            </w:pPr>
+            <w:r>
+              <w:rPr>
+                <w:b w:val="0"/>
+                <w:sz w:val="19"/>
+              </w:rPr>
+              <w:t>Affected FDR-A; BRK-A; boundaries {SW-A34, TS-01}; TS-01 STALE and UNPROVEN; no OPEN action; overall isolation false; stale-evidence reason retained.</w:t>
+            </w:r>
+          </w:p>
+        </w:tc>
+      </w:tr>
+    </w:tbl>
+    <w:p>
+      <w:pPr/>
+    </w:p>
+    <w:p>
+      <w:pPr/>
+      <w:r>
+        <w:t>All nine cases additionally compare selected_fault_section_id, scenario_mode = EXPLORATION, evidence_class = EXPLORATORY, corrected configuration identity/version 1.1, backend build identity, test-definition identity and case-definition identity. Boundary sets are canonical sets, not presentation-order comparisons. The deterministic stale constituent uses GOOD value quality at age 60,001 ms; other DC-003 untrustworthy states remain in the accepted lower-level regression suite and do not add composite cases.</w:t>
+      </w:r>
+    </w:p>
+    <w:p>
+      <w:pPr>
+        <w:pStyle w:val="Heading2"/>
+      </w:pPr>
+      <w:r>
+        <w:t>19.4 VT-EXP-ROLE-001 Exact Required Cases</w:t>
+      </w:r>
+    </w:p>
+    <w:tbl>
+      <w:tblPr>
+        <w:tblW w:type="auto" w:w="0"/>
+        <w:tblLayout w:type="fixed"/>
+        <w:tblLook w:firstColumn="1" w:firstRow="1" w:lastColumn="0" w:lastRow="0" w:noHBand="0" w:noVBand="1" w:val="04A0"/>
+        <w:tblBorders>
+          <w:top w:val="single" w:sz="10" w:space="0" w:color="000000"/>
+          <w:left w:val="single" w:sz="10" w:space="0" w:color="000000"/>
+          <w:bottom w:val="single" w:sz="10" w:space="0" w:color="000000"/>
+          <w:right w:val="single" w:sz="10" w:space="0" w:color="000000"/>
+          <w:insideH w:val="single" w:sz="10" w:space="0" w:color="000000"/>
+          <w:insideV w:val="single" w:sz="10" w:space="0" w:color="000000"/>
+        </w:tblBorders>
+      </w:tblPr>
+      <w:tblGrid>
+        <w:gridCol w:w="4680"/>
+        <w:gridCol w:w="4680"/>
+      </w:tblGrid>
+      <w:tr>
+        <w:trPr>
+          <w:tblHeader w:val="true"/>
+          <w:cantSplit/>
+        </w:trPr>
+        <w:tc>
+          <w:tcPr>
+            <w:tcW w:type="dxa" w:w="2200"/>
+            <w:vAlign w:val="center"/>
+            <w:tcMar>
+              <w:top w:w="80" w:type="dxa"/>
+              <w:start w:w="100" w:type="dxa"/>
+              <w:bottom w:w="80" w:type="dxa"/>
+              <w:end w:w="100" w:type="dxa"/>
+            </w:tcMar>
+            <w:shd w:fill="E7E7E7"/>
+          </w:tcPr>
+          <w:p>
+            <w:pPr>
+              <w:spacing w:before="40" w:after="40"/>
+              <w:jc w:val="center"/>
+            </w:pPr>
+            <w:r>
+              <w:rPr>
+                <w:b/>
+                <w:sz w:val="19"/>
+              </w:rPr>
+              <w:t>Case ID</w:t>
+            </w:r>
+          </w:p>
+        </w:tc>
+        <w:tc>
+          <w:tcPr>
+            <w:tcW w:type="dxa" w:w="7160"/>
+            <w:vAlign w:val="center"/>
+            <w:tcMar>
+              <w:top w:w="80" w:type="dxa"/>
+              <w:start w:w="100" w:type="dxa"/>
+              <w:bottom w:w="80" w:type="dxa"/>
+              <w:end w:w="100" w:type="dxa"/>
+            </w:tcMar>
+            <w:shd w:fill="E7E7E7"/>
+          </w:tcPr>
+          <w:p>
+            <w:pPr>
+              <w:spacing w:before="40" w:after="40"/>
+              <w:jc w:val="center"/>
+            </w:pPr>
+            <w:r>
+              <w:rPr>
+                <w:b/>
+                <w:sz w:val="19"/>
+              </w:rPr>
+              <w:t>Expected structured comparison</w:t>
+            </w:r>
+          </w:p>
+        </w:tc>
+      </w:tr>
+      <w:tr>
+        <w:trPr>
+          <w:cantSplit/>
+        </w:trPr>
+        <w:tc>
+          <w:tcPr>
+            <w:tcW w:type="dxa" w:w="2200"/>
+            <w:vAlign w:val="center"/>
+            <w:tcMar>
+              <w:top w:w="80" w:type="dxa"/>
+              <w:start w:w="100" w:type="dxa"/>
+              <w:bottom w:w="80" w:type="dxa"/>
+              <w:end w:w="100" w:type="dxa"/>
+            </w:tcMar>
+          </w:tcPr>
+          <w:p>
+            <w:pPr>
+              <w:spacing w:before="40" w:after="40"/>
+              <w:jc w:val="left"/>
+            </w:pPr>
+            <w:r>
+              <w:rPr>
+                <w:b w:val="0"/>
+                <w:sz w:val="19"/>
+              </w:rPr>
+              <w:t>EXP-ROLE-A2</w:t>
+            </w:r>
+          </w:p>
+        </w:tc>
+        <w:tc>
+          <w:tcPr>
+            <w:tcW w:type="dxa" w:w="7160"/>
+            <w:vAlign w:val="center"/>
+            <w:tcMar>
+              <w:top w:w="80" w:type="dxa"/>
+              <w:start w:w="100" w:type="dxa"/>
+              <w:bottom w:w="80" w:type="dxa"/>
+              <w:end w:w="100" w:type="dxa"/>
+            </w:tcMar>
+          </w:tcPr>
+          <w:p>
+            <w:pPr>
+              <w:spacing w:before="40" w:after="40"/>
+              <w:jc w:val="left"/>
+            </w:pPr>
+            <w:r>
+              <w:rPr>
+                <w:b w:val="0"/>
+                <w:sz w:val="19"/>
+              </w:rPr>
+              <w:t>Fault SEC-A2; affected FDR-A; alternate FDR-B; sections {SEC-A3, SEC-A4}; transfer 1,500 kW; resulting 5,700/6,000 kW; 95.0%; PERMITTED.</w:t>
+            </w:r>
+          </w:p>
+        </w:tc>
+      </w:tr>
+      <w:tr>
+        <w:trPr>
+          <w:cantSplit/>
+        </w:trPr>
+        <w:tc>
+          <w:tcPr>
+            <w:tcW w:type="dxa" w:w="2200"/>
+            <w:vAlign w:val="center"/>
+            <w:tcMar>
+              <w:top w:w="80" w:type="dxa"/>
+              <w:start w:w="100" w:type="dxa"/>
+              <w:bottom w:w="80" w:type="dxa"/>
+              <w:end w:w="100" w:type="dxa"/>
+            </w:tcMar>
+          </w:tcPr>
+          <w:p>
+            <w:pPr>
+              <w:spacing w:before="40" w:after="40"/>
+              <w:jc w:val="left"/>
+            </w:pPr>
+            <w:r>
+              <w:rPr>
+                <w:b w:val="0"/>
+                <w:sz w:val="19"/>
+              </w:rPr>
+              <w:t>EXP-ROLE-B2</w:t>
+            </w:r>
+          </w:p>
+        </w:tc>
+        <w:tc>
+          <w:tcPr>
+            <w:tcW w:type="dxa" w:w="7160"/>
+            <w:vAlign w:val="center"/>
+            <w:tcMar>
+              <w:top w:w="80" w:type="dxa"/>
+              <w:start w:w="100" w:type="dxa"/>
+              <w:bottom w:w="80" w:type="dxa"/>
+              <w:end w:w="100" w:type="dxa"/>
+            </w:tcMar>
+          </w:tcPr>
+          <w:p>
+            <w:pPr>
+              <w:spacing w:before="40" w:after="40"/>
+              <w:jc w:val="left"/>
+            </w:pPr>
+            <w:r>
+              <w:rPr>
+                <w:b w:val="0"/>
+                <w:sz w:val="19"/>
+              </w:rPr>
+              <w:t>Fault SEC-B2; affected FDR-B; alternate FDR-A; sections {SEC-B3, SEC-B4}; transfer 1,900 kW; resulting 5,100/5,500 kW; 92.7%; PERMITTED.</w:t>
+            </w:r>
+          </w:p>
+        </w:tc>
+      </w:tr>
+      <w:tr>
+        <w:trPr>
+          <w:cantSplit/>
+        </w:trPr>
+        <w:tc>
+          <w:tcPr>
+            <w:tcW w:type="dxa" w:w="2200"/>
+            <w:vAlign w:val="center"/>
+            <w:tcMar>
+              <w:top w:w="80" w:type="dxa"/>
+              <w:start w:w="100" w:type="dxa"/>
+              <w:bottom w:w="80" w:type="dxa"/>
+              <w:end w:w="100" w:type="dxa"/>
+            </w:tcMar>
+          </w:tcPr>
+          <w:p>
+            <w:pPr>
+              <w:spacing w:before="40" w:after="40"/>
+              <w:jc w:val="left"/>
+            </w:pPr>
+            <w:r>
+              <w:rPr>
+                <w:b w:val="0"/>
+                <w:sz w:val="19"/>
+              </w:rPr>
+              <w:t>EXP-ROLE-A1</w:t>
+            </w:r>
+          </w:p>
+        </w:tc>
+        <w:tc>
+          <w:tcPr>
+            <w:tcW w:type="dxa" w:w="7160"/>
+            <w:vAlign w:val="center"/>
+            <w:tcMar>
+              <w:top w:w="80" w:type="dxa"/>
+              <w:start w:w="100" w:type="dxa"/>
+              <w:bottom w:w="80" w:type="dxa"/>
+              <w:end w:w="100" w:type="dxa"/>
+            </w:tcMar>
+          </w:tcPr>
+          <w:p>
+            <w:pPr>
+              <w:spacing w:before="40" w:after="40"/>
+              <w:jc w:val="left"/>
+            </w:pPr>
+            <w:r>
+              <w:rPr>
+                <w:b w:val="0"/>
+                <w:sz w:val="19"/>
+              </w:rPr>
+              <w:t>Fault SEC-A1; affected FDR-A; alternate FDR-B; sections {SEC-A2, SEC-A3, SEC-A4}; transfer 2,450 kW; resulting 6,650/6,000 kW; 110.8%; REJECTED.</w:t>
+            </w:r>
+          </w:p>
+        </w:tc>
+      </w:tr>
+      <w:tr>
+        <w:trPr>
+          <w:cantSplit/>
+        </w:trPr>
+        <w:tc>
+          <w:tcPr>
+            <w:tcW w:type="dxa" w:w="2200"/>
+            <w:vAlign w:val="center"/>
+            <w:tcMar>
+              <w:top w:w="80" w:type="dxa"/>
+              <w:start w:w="100" w:type="dxa"/>
+              <w:bottom w:w="80" w:type="dxa"/>
+              <w:end w:w="100" w:type="dxa"/>
+            </w:tcMar>
+          </w:tcPr>
+          <w:p>
+            <w:pPr>
+              <w:spacing w:before="40" w:after="40"/>
+              <w:jc w:val="left"/>
+            </w:pPr>
+            <w:r>
+              <w:rPr>
+                <w:b w:val="0"/>
+                <w:sz w:val="19"/>
+              </w:rPr>
+              <w:t>EXP-ROLE-A4</w:t>
+            </w:r>
+          </w:p>
+        </w:tc>
+        <w:tc>
+          <w:tcPr>
+            <w:tcW w:type="dxa" w:w="7160"/>
+            <w:vAlign w:val="center"/>
+            <w:tcMar>
+              <w:top w:w="80" w:type="dxa"/>
+              <w:start w:w="100" w:type="dxa"/>
+              <w:bottom w:w="80" w:type="dxa"/>
+              <w:end w:w="100" w:type="dxa"/>
+            </w:tcMar>
+          </w:tcPr>
+          <w:p>
+            <w:pPr>
+              <w:spacing w:before="40" w:after="40"/>
+              <w:jc w:val="left"/>
+            </w:pPr>
+            <w:r>
+              <w:rPr>
+                <w:b w:val="0"/>
+                <w:sz w:val="19"/>
+              </w:rPr>
+              <w:t>Fault SEC-A4; affected FDR-A; no candidate; no transfer group/calculation; NO_CANDIDATE.</w:t>
+            </w:r>
+          </w:p>
+        </w:tc>
+      </w:tr>
+    </w:tbl>
+    <w:p>
+      <w:pPr/>
+    </w:p>
+    <w:p>
+      <w:pPr/>
+      <w:r>
+        <w:t>The role cases also compare EXPLORATION/EXPLORATORY classification, corrected v1.1 configuration, backend build and bound test/case identities. REJECTED and NO_CANDIDATE are expected operational results and yield a case-level validation PASS when the structured oracle and mandatory evidence agree.</w:t>
+      </w:r>
+    </w:p>
+    <w:p>
+      <w:pPr>
+        <w:pStyle w:val="Heading2"/>
+      </w:pPr>
+      <w:r>
+        <w:t>19.5 Composite Validation-Assurance Result</w:t>
+      </w:r>
+    </w:p>
+    <w:tbl>
+      <w:tblPr>
+        <w:tblW w:type="auto" w:w="0"/>
+        <w:tblLayout w:type="fixed"/>
+        <w:tblLook w:firstColumn="1" w:firstRow="1" w:lastColumn="0" w:lastRow="0" w:noHBand="0" w:noVBand="1" w:val="04A0"/>
+        <w:tblBorders>
+          <w:top w:val="single" w:sz="10" w:space="0" w:color="000000"/>
+          <w:left w:val="single" w:sz="10" w:space="0" w:color="000000"/>
+          <w:bottom w:val="single" w:sz="10" w:space="0" w:color="000000"/>
+          <w:right w:val="single" w:sz="10" w:space="0" w:color="000000"/>
+          <w:insideH w:val="single" w:sz="10" w:space="0" w:color="000000"/>
+          <w:insideV w:val="single" w:sz="10" w:space="0" w:color="000000"/>
+        </w:tblBorders>
+      </w:tblPr>
+      <w:tblGrid>
+        <w:gridCol w:w="4680"/>
+        <w:gridCol w:w="4680"/>
+      </w:tblGrid>
+      <w:tr>
+        <w:trPr>
+          <w:tblHeader w:val="true"/>
+          <w:cantSplit/>
+        </w:trPr>
+        <w:tc>
+          <w:tcPr>
+            <w:tcW w:type="dxa" w:w="2600"/>
+            <w:vAlign w:val="center"/>
+            <w:tcMar>
+              <w:top w:w="80" w:type="dxa"/>
+              <w:start w:w="100" w:type="dxa"/>
+              <w:bottom w:w="80" w:type="dxa"/>
+              <w:end w:w="100" w:type="dxa"/>
+            </w:tcMar>
+            <w:shd w:fill="E7E7E7"/>
+          </w:tcPr>
+          <w:p>
+            <w:pPr>
+              <w:spacing w:before="40" w:after="40"/>
+              <w:jc w:val="center"/>
+            </w:pPr>
+            <w:r>
+              <w:rPr>
+                <w:b/>
+                <w:sz w:val="19"/>
+              </w:rPr>
+              <w:t>Field group</w:t>
+            </w:r>
+          </w:p>
+        </w:tc>
+        <w:tc>
+          <w:tcPr>
+            <w:tcW w:type="dxa" w:w="6760"/>
+            <w:vAlign w:val="center"/>
+            <w:tcMar>
+              <w:top w:w="80" w:type="dxa"/>
+              <w:start w:w="100" w:type="dxa"/>
+              <w:bottom w:w="80" w:type="dxa"/>
+              <w:end w:w="100" w:type="dxa"/>
+            </w:tcMar>
+            <w:shd w:fill="E7E7E7"/>
+          </w:tcPr>
+          <w:p>
+            <w:pPr>
+              <w:spacing w:before="40" w:after="40"/>
+              <w:jc w:val="center"/>
+            </w:pPr>
+            <w:r>
+              <w:rPr>
+                <w:b/>
+                <w:sz w:val="19"/>
+              </w:rPr>
+              <w:t>Required immutable content</w:t>
+            </w:r>
+          </w:p>
+        </w:tc>
+      </w:tr>
+      <w:tr>
+        <w:trPr>
+          <w:cantSplit/>
+        </w:trPr>
+        <w:tc>
+          <w:tcPr>
+            <w:tcW w:type="dxa" w:w="2600"/>
+            <w:vAlign w:val="center"/>
+            <w:tcMar>
+              <w:top w:w="80" w:type="dxa"/>
+              <w:start w:w="100" w:type="dxa"/>
+              <w:bottom w:w="80" w:type="dxa"/>
+              <w:end w:w="100" w:type="dxa"/>
+            </w:tcMar>
+          </w:tcPr>
+          <w:p>
+            <w:pPr>
+              <w:spacing w:before="40" w:after="40"/>
+              <w:jc w:val="left"/>
+            </w:pPr>
+            <w:r>
+              <w:rPr>
+                <w:b w:val="0"/>
+                <w:sz w:val="19"/>
+              </w:rPr>
+              <w:t>Identity and definition</w:t>
+            </w:r>
+          </w:p>
+        </w:tc>
+        <w:tc>
+          <w:tcPr>
+            <w:tcW w:type="dxa" w:w="6760"/>
+            <w:vAlign w:val="center"/>
+            <w:tcMar>
+              <w:top w:w="80" w:type="dxa"/>
+              <w:start w:w="100" w:type="dxa"/>
+              <w:bottom w:w="80" w:type="dxa"/>
+              <w:end w:w="100" w:type="dxa"/>
+            </w:tcMar>
+          </w:tcPr>
+          <w:p>
+            <w:pPr>
+              <w:spacing w:before="40" w:after="40"/>
+              <w:jc w:val="left"/>
+            </w:pPr>
+            <w:r>
+              <w:rPr>
+                <w:b w:val="0"/>
+                <w:sz w:val="19"/>
+              </w:rPr>
+              <w:t>composite_result_id; test ID; test-definition version/hash; catalogue hash.</w:t>
+            </w:r>
+          </w:p>
+        </w:tc>
+      </w:tr>
+      <w:tr>
+        <w:trPr>
+          <w:cantSplit/>
+        </w:trPr>
+        <w:tc>
+          <w:tcPr>
+            <w:tcW w:type="dxa" w:w="2600"/>
+            <w:vAlign w:val="center"/>
+            <w:tcMar>
+              <w:top w:w="80" w:type="dxa"/>
+              <w:start w:w="100" w:type="dxa"/>
+              <w:bottom w:w="80" w:type="dxa"/>
+              <w:end w:w="100" w:type="dxa"/>
+            </w:tcMar>
+          </w:tcPr>
+          <w:p>
+            <w:pPr>
+              <w:spacing w:before="40" w:after="40"/>
+              <w:jc w:val="left"/>
+            </w:pPr>
+            <w:r>
+              <w:rPr>
+                <w:b w:val="0"/>
+                <w:sz w:val="19"/>
+              </w:rPr>
+              <w:t>Classification/provenance</w:t>
+            </w:r>
+          </w:p>
+        </w:tc>
+        <w:tc>
+          <w:tcPr>
+            <w:tcW w:type="dxa" w:w="6760"/>
+            <w:vAlign w:val="center"/>
+            <w:tcMar>
+              <w:top w:w="80" w:type="dxa"/>
+              <w:start w:w="100" w:type="dxa"/>
+              <w:bottom w:w="80" w:type="dxa"/>
+              <w:end w:w="100" w:type="dxa"/>
+            </w:tcMar>
+          </w:tcPr>
+          <w:p>
+            <w:pPr>
+              <w:spacing w:before="40" w:after="40"/>
+              <w:jc w:val="left"/>
+            </w:pPr>
+            <w:r>
+              <w:rPr>
+                <w:b w:val="0"/>
+                <w:sz w:val="19"/>
+              </w:rPr>
+              <w:t>EXPLORATORY; one backend-controlled application build; corrected configuration ID/version.</w:t>
+            </w:r>
+          </w:p>
+        </w:tc>
+      </w:tr>
+      <w:tr>
+        <w:trPr>
+          <w:cantSplit/>
+        </w:trPr>
+        <w:tc>
+          <w:tcPr>
+            <w:tcW w:type="dxa" w:w="2600"/>
+            <w:vAlign w:val="center"/>
+            <w:tcMar>
+              <w:top w:w="80" w:type="dxa"/>
+              <w:start w:w="100" w:type="dxa"/>
+              <w:bottom w:w="80" w:type="dxa"/>
+              <w:end w:w="100" w:type="dxa"/>
+            </w:tcMar>
+          </w:tcPr>
+          <w:p>
+            <w:pPr>
+              <w:spacing w:before="40" w:after="40"/>
+              <w:jc w:val="left"/>
+            </w:pPr>
+            <w:r>
+              <w:rPr>
+                <w:b w:val="0"/>
+                <w:sz w:val="19"/>
+              </w:rPr>
+              <w:t>Required set</w:t>
+            </w:r>
+          </w:p>
+        </w:tc>
+        <w:tc>
+          <w:tcPr>
+            <w:tcW w:type="dxa" w:w="6760"/>
+            <w:vAlign w:val="center"/>
+            <w:tcMar>
+              <w:top w:w="80" w:type="dxa"/>
+              <w:start w:w="100" w:type="dxa"/>
+              <w:bottom w:w="80" w:type="dxa"/>
+              <w:end w:w="100" w:type="dxa"/>
+            </w:tcMar>
+          </w:tcPr>
+          <w:p>
+            <w:pPr>
+              <w:spacing w:before="40" w:after="40"/>
+              <w:jc w:val="left"/>
+            </w:pPr>
+            <w:r>
+              <w:rPr>
+                <w:b w:val="0"/>
+                <w:sz w:val="19"/>
+              </w:rPr>
+              <w:t>Exact canonical required case IDs from the bound definition.</w:t>
+            </w:r>
+          </w:p>
+        </w:tc>
+      </w:tr>
+      <w:tr>
+        <w:trPr>
+          <w:cantSplit/>
+        </w:trPr>
+        <w:tc>
+          <w:tcPr>
+            <w:tcW w:type="dxa" w:w="2600"/>
+            <w:vAlign w:val="center"/>
+            <w:tcMar>
+              <w:top w:w="80" w:type="dxa"/>
+              <w:start w:w="100" w:type="dxa"/>
+              <w:bottom w:w="80" w:type="dxa"/>
+              <w:end w:w="100" w:type="dxa"/>
+            </w:tcMar>
+          </w:tcPr>
+          <w:p>
+            <w:pPr>
+              <w:spacing w:before="40" w:after="40"/>
+              <w:jc w:val="left"/>
+            </w:pPr>
+            <w:r>
+              <w:rPr>
+                <w:b w:val="0"/>
+                <w:sz w:val="19"/>
+              </w:rPr>
+              <w:t>Constituent links</w:t>
+            </w:r>
+          </w:p>
+        </w:tc>
+        <w:tc>
+          <w:tcPr>
+            <w:tcW w:type="dxa" w:w="6760"/>
+            <w:vAlign w:val="center"/>
+            <w:tcMar>
+              <w:top w:w="80" w:type="dxa"/>
+              <w:start w:w="100" w:type="dxa"/>
+              <w:bottom w:w="80" w:type="dxa"/>
+              <w:end w:w="100" w:type="dxa"/>
+            </w:tcMar>
+          </w:tcPr>
+          <w:p>
+            <w:pPr>
+              <w:spacing w:before="40" w:after="40"/>
+              <w:jc w:val="left"/>
+            </w:pPr>
+            <w:r>
+              <w:rPr>
+                <w:b w:val="0"/>
+                <w:sz w:val="19"/>
+              </w:rPr>
+              <w:t>Each case ID → execution ID → run ID, case-definition hash and constituent verdict.</w:t>
+            </w:r>
+          </w:p>
+        </w:tc>
+      </w:tr>
+      <w:tr>
+        <w:trPr>
+          <w:cantSplit/>
+        </w:trPr>
+        <w:tc>
+          <w:tcPr>
+            <w:tcW w:type="dxa" w:w="2600"/>
+            <w:vAlign w:val="center"/>
+            <w:tcMar>
+              <w:top w:w="80" w:type="dxa"/>
+              <w:start w:w="100" w:type="dxa"/>
+              <w:bottom w:w="80" w:type="dxa"/>
+              <w:end w:w="100" w:type="dxa"/>
+            </w:tcMar>
+          </w:tcPr>
+          <w:p>
+            <w:pPr>
+              <w:spacing w:before="40" w:after="40"/>
+              <w:jc w:val="left"/>
+            </w:pPr>
+            <w:r>
+              <w:rPr>
+                <w:b w:val="0"/>
+                <w:sz w:val="19"/>
+              </w:rPr>
+              <w:t>Completeness</w:t>
+            </w:r>
+          </w:p>
+        </w:tc>
+        <w:tc>
+          <w:tcPr>
+            <w:tcW w:type="dxa" w:w="6760"/>
+            <w:vAlign w:val="center"/>
+            <w:tcMar>
+              <w:top w:w="80" w:type="dxa"/>
+              <w:start w:w="100" w:type="dxa"/>
+              <w:bottom w:w="80" w:type="dxa"/>
+              <w:end w:w="100" w:type="dxa"/>
+            </w:tcMar>
+          </w:tcPr>
+          <w:p>
+            <w:pPr>
+              <w:spacing w:before="40" w:after="40"/>
+              <w:jc w:val="left"/>
+            </w:pPr>
+            <w:r>
+              <w:rPr>
+                <w:b w:val="0"/>
+                <w:sz w:val="19"/>
+              </w:rPr>
+              <w:t>Present, missing, duplicate and mismatched diagnostics; INCOMPLETE or COMPLETE.</w:t>
+            </w:r>
+          </w:p>
+        </w:tc>
+      </w:tr>
+      <w:tr>
+        <w:trPr>
+          <w:cantSplit/>
+        </w:trPr>
+        <w:tc>
+          <w:tcPr>
+            <w:tcW w:type="dxa" w:w="2600"/>
+            <w:vAlign w:val="center"/>
+            <w:tcMar>
+              <w:top w:w="80" w:type="dxa"/>
+              <w:start w:w="100" w:type="dxa"/>
+              <w:bottom w:w="80" w:type="dxa"/>
+              <w:end w:w="100" w:type="dxa"/>
+            </w:tcMar>
+          </w:tcPr>
+          <w:p>
+            <w:pPr>
+              <w:spacing w:before="40" w:after="40"/>
+              <w:jc w:val="left"/>
+            </w:pPr>
+            <w:r>
+              <w:rPr>
+                <w:b w:val="0"/>
+                <w:sz w:val="19"/>
+              </w:rPr>
+              <w:t>Determination</w:t>
+            </w:r>
+          </w:p>
+        </w:tc>
+        <w:tc>
+          <w:tcPr>
+            <w:tcW w:type="dxa" w:w="6760"/>
+            <w:vAlign w:val="center"/>
+            <w:tcMar>
+              <w:top w:w="80" w:type="dxa"/>
+              <w:start w:w="100" w:type="dxa"/>
+              <w:bottom w:w="80" w:type="dxa"/>
+              <w:end w:w="100" w:type="dxa"/>
+            </w:tcMar>
+          </w:tcPr>
+          <w:p>
+            <w:pPr>
+              <w:spacing w:before="40" w:after="40"/>
+              <w:jc w:val="left"/>
+            </w:pPr>
+            <w:r>
+              <w:rPr>
+                <w:b w:val="0"/>
+                <w:sz w:val="19"/>
+              </w:rPr>
+              <w:t>PASS, FAIL or BLOCKED-TEST only after finalisation; deterministic reason and source/evidence references.</w:t>
+            </w:r>
+          </w:p>
+        </w:tc>
+      </w:tr>
+    </w:tbl>
+    <w:p>
+      <w:pPr/>
+    </w:p>
+    <w:p>
+      <w:pPr/>
+      <w:r>
+        <w:t>The composite is a separate validation-assurance record. It is not a ValidationExecution, ScenarioRun, operational event or replacement for constituent evidence. An incomplete assembly may be reviewed but has no verdict and does not count as an accepted catalogue execution.</w:t>
+      </w:r>
+    </w:p>
+    <w:p>
+      <w:pPr>
+        <w:pStyle w:val="Heading2"/>
+      </w:pPr>
+      <w:r>
+        <w:t>19.6 Completeness and Aggregate Determination</w:t>
+      </w:r>
+    </w:p>
+    <w:p>
+      <w:pPr/>
+      <w:r>
+        <w:t>Finalisation requires the exact case set, each case exactly once, all constituents finalised, common test-definition/catalogue/build/configuration identities, EXPLORATION/EXPLORATORY/v1.1 provenance and valid bidirectional run/execution/evidence/case links. A finalised constituent may carry PASS, FAIL or BLOCKED-TEST; BLOCKED-TEST is valid only with the named accepted entry/suspension condition and supporting evidence. A case with no finalised execution is missing/unexecuted, not blocked. Missing, duplicate or mismatched cases remain INCOMPLETE with no verdict.</w:t>
+      </w:r>
+    </w:p>
+    <w:p>
+      <w:pPr/>
+      <w:r>
+        <w:t>•</w:t>
+        <w:tab/>
+        <w:t>PASS iff the composite is complete and every constituent verdict is PASS.</w:t>
+      </w:r>
+    </w:p>
+    <w:p>
+      <w:pPr/>
+      <w:r>
+        <w:t>•</w:t>
+        <w:tab/>
+        <w:t>FAIL iff the composite is complete and at least one constituent verdict is FAIL, even if another constituent is BLOCKED-TEST.</w:t>
+      </w:r>
+    </w:p>
+    <w:p>
+      <w:pPr/>
+      <w:r>
+        <w:t>•</w:t>
+        <w:tab/>
+        <w:t>BLOCKED-TEST iff the composite is complete, no constituent is FAIL, at least one constituent is validly BLOCKED-TEST, every other constituent is PASS, and the named accepted entry/suspension condition and supporting evidence are preserved. It cannot conceal a missing case or observed mismatch.</w:t>
+      </w:r>
+    </w:p>
+    <w:p>
+      <w:pPr>
+        <w:pStyle w:val="Heading2"/>
+      </w:pPr>
+      <w:r>
+        <w:t>19.7 Immutability, Review and Export</w:t>
+      </w:r>
+    </w:p>
+    <w:p>
+      <w:pPr/>
+      <w:r>
+        <w:t>Database-level controls reject update/delete of a finalised composite and replacement, deletion or late insertion of its constituent links. A repeat/corrected campaign creates new composite, run, execution and evidence identities. The review projection lists the parent test, required/present/missing cases, every case/execution/run/verdict/evidence link, common provenance and aggregate reason. FORMAL progress excludes these records.</w:t>
+      </w:r>
+    </w:p>
+    <w:p>
+      <w:pPr/>
+      <w:r>
+        <w:t>I8 per-execution ZIP export remains unchanged. A requested catalogue-level package may be produced only from a finalised immutable composite and its preserved constituent records/evidence. It contains the composite and every constituent link, remains EXPLORATORY and never reconstructs current scenario state.</w:t>
+      </w:r>
+    </w:p>
+    <w:p>
+      <w:pPr>
+        <w:pStyle w:val="Heading2"/>
+      </w:pPr>
+      <w:r>
+        <w:t>19.8 Traceability, Identity and Verification</w:t>
+      </w:r>
+    </w:p>
+    <w:p>
+      <w:pPr/>
+      <w:r>
+        <w:t>Catalogue size remains 24 tests, the Requirements Specification remains 124 requirements and the RTM remains exactly 286 (test_id, requirement_id) relationships. No requirement or mapping changes. After independent acceptance, the two affected definition versions and catalogue/manifest hashes change under controlled application, with historical identities preserved. Machine catalogue/contracts remain unchanged while this proposal is under review.</w:t>
+      </w:r>
+    </w:p>
+    <w:p>
+      <w:pPr/>
+      <w:r>
+        <w:t>Future verification shall prove all nine EXP-ALL and all four EXP-ROLE constituents; exact-set PASS; complete-set constituent FAIL → aggregate FAIL; missing → incomplete/no verdict; duplicate and provenance mismatch rejection; independent constituent reviewability; FORMAL-progress isolation; database immutability; composite export linkage; deterministic rerun equivalence; and unchanged counts of 15 events, 24 tests, 124 requirements and 286 RTM pairs.</w:t>
+      </w:r>
+    </w:p>
+    <w:p>
+      <w:pPr>
+        <w:pStyle w:val="Heading2"/>
+      </w:pPr>
+      <w:r>
+        <w:t>19.9 Proposal Gate</w:t>
+      </w:r>
+    </w:p>
+    <w:p>
+      <w:pPr/>
+      <w:r>
+        <w:t>DC-004 is proposed and pending independent engineering review. It does not authorise machine-readable catalogue/schema/application changes and does not resume I9. If accepted, it must be applied to the controlled validation identities/contracts and cross-document verified before I9 receives separate authorisation to resume.</w:t>
       </w:r>
     </w:p>
     <w:sectPr>

--- a/01-engineering-source-documents/OT Project Validation Plan.docx
+++ b/01-engineering-source-documents/OT Project Validation Plan.docx
@@ -27,7 +27,7 @@
         <w:br/>
         <w:t>Version: 1.1 — Proposed DC-004 controlled revision</w:t>
         <w:br/>
-        <w:t>Status: Proposed change under independent review; v1.0 remains the accepted baseline</w:t>
+        <w:t>Status: Proposed DC-004 core accepted in substance; bounded correction pending final independent review; v1.0 remains the accepted baseline</w:t>
       </w:r>
     </w:p>
     <w:p>
@@ -33961,7 +33961,7 @@
       <w:r>
         <w:t>•</w:t>
         <w:tab/>
-        <w:t>I8 per-execution ZIP behaviour remains unchanged; no result is reconstructed from mutable live state.</w:t>
+        <w:t>I8 per-execution ZIP content and immutability remain unchanged; accepted catalogue revisions are immutable historical engineering inputs, and no result is reconstructed from mutable live state.</w:t>
       </w:r>
     </w:p>
     <w:p>
@@ -33975,7 +33975,7 @@
     <w:p>
       <w:pPr/>
       <w:r>
-        <w:t>The two affected test definitions own exact, versioned ConstituentCaseDefinition sets. A case definition contains case_id, parent test_id, title, selected fault input, controlled initial conditions, comparison_expected_values and checkpoint obligations. Starting a constituent requires test_id, case_id and one scenario_run_id. The validation authority verifies membership, fixes the case oracle before execution and records the case identity on the execution and evidence. Repetition creates a new run and execution rather than replacing the first.</w:t>
+        <w:t>The two affected test definitions own exact, versioned ConstituentCaseDefinition sets. A case definition contains case_id, parent test_id, title, selected fault input, controlled initial conditions, comparison_expected_values and checkpoint obligations. comparison_expected_values contains only predetermined engineering/case expectations from the accepted oracle—such as selected section, affected/alternate feeder, incident-boundary set, telemetry freshness/proof state, restoration candidate, load, capacity and outcome. Dynamic build, catalogue, test-definition and case-definition identities are separate provenance/binding invariants, not ordinary expected-versus-observed engineering fields. Starting a constituent requires test_id, case_id and one scenario_run_id. The validation authority verifies membership, fixes the engineering oracle before execution and records the case and provenance identities on the execution/evidence. Repetition creates a new run and execution rather than replacing the first.</w:t>
       </w:r>
     </w:p>
     <w:p>
@@ -34816,7 +34816,7 @@
     <w:p>
       <w:pPr/>
       <w:r>
-        <w:t>All nine cases additionally compare selected_fault_section_id, scenario_mode = EXPLORATION, evidence_class = EXPLORATORY, corrected configuration identity/version 1.1, backend build identity, test-definition identity and case-definition identity. Boundary sets are canonical sets, not presentation-order comparisons. The deterministic stale constituent uses GOOD value quality at age 60,001 ms; other DC-003 untrustworthy states remain in the accepted lower-level regression suite and do not add composite cases.</w:t>
+        <w:t>All nine cases additionally compare the predetermined selected_fault_section_id. Scenario mode EXPLORATION, evidence class EXPLORATORY, corrected configuration identity/version 1.1, backend build identity, catalogue/test-definition identity and case-definition identity are validated separately as provenance/binding invariants. Boundary sets are canonical sets, not presentation-order comparisons. The deterministic stale constituent uses GOOD value quality at age 60,001 ms; other DC-003 untrustworthy states remain in the accepted lower-level regression suite and do not add composite cases.</w:t>
       </w:r>
     </w:p>
     <w:p>
@@ -35130,7 +35130,7 @@
     <w:p>
       <w:pPr/>
       <w:r>
-        <w:t>The role cases also compare EXPLORATION/EXPLORATORY classification, corrected v1.1 configuration, backend build and bound test/case identities. REJECTED and NO_CANDIDATE are expected operational results and yield a case-level validation PASS when the structured oracle and mandatory evidence agree.</w:t>
+        <w:t>The role cases compare the selected fault and case-specific engineering fields in the table. EXPLORATION/EXPLORATORY classification, corrected v1.1 configuration, backend build and catalogue/test/case-definition identities are separate provenance/binding invariants. REJECTED and NO_CANDIDATE are expected operational results and yield a case-level validation PASS when the structured engineering oracle and mandatory evidence agree.</w:t>
       </w:r>
     </w:p>
     <w:p>
@@ -35258,16 +35258,8 @@
             </w:tcMar>
           </w:tcPr>
           <w:p>
-            <w:pPr>
-              <w:spacing w:before="40" w:after="40"/>
-              <w:jc w:val="left"/>
-            </w:pPr>
-            <w:r>
-              <w:rPr>
-                <w:b w:val="0"/>
-                <w:sz w:val="19"/>
-              </w:rPr>
-              <w:t>composite_result_id; test ID; test-definition version/hash; catalogue hash.</w:t>
+            <w:r>
+              <w:t>composite_result_id; test ID; test-definition version/hash; catalogue version/hash; optional administrative created/finalised audit timestamps, never engineering scenario time.</w:t>
             </w:r>
           </w:p>
         </w:tc>
@@ -35554,7 +35546,7 @@
     <w:p>
       <w:pPr/>
       <w:r>
-        <w:t>The composite is a separate validation-assurance record. It is not a ValidationExecution, ScenarioRun, operational event or replacement for constituent evidence. An incomplete assembly may be reviewed but has no verdict and does not count as an accepted catalogue execution.</w:t>
+        <w:t>The composite is a separate validation-assurance record. It is not a ValidationExecution, ScenarioRun, operational event or replacement for constituent evidence. An incomplete assembly may be reviewed but has no verdict and does not count as an accepted catalogue execution. The composite owns no authoritative scenario time: each constituent retains its own controlled run/checkpoint time. Any composite created/finalised timestamp is administrative audit metadata only and cannot participate in engineering comparison or aggregate determination.</w:t>
       </w:r>
     </w:p>
     <w:p>
@@ -35600,19 +35592,19 @@
         <w:pStyle w:val="Heading2"/>
       </w:pPr>
       <w:r>
-        <w:t>19.7 Immutability, Review and Export</w:t>
+        <w:t>19.7 Immutability, Historical Catalogue Resolution, Review and Export</w:t>
       </w:r>
     </w:p>
     <w:p>
       <w:pPr/>
       <w:r>
-        <w:t>Database-level controls reject update/delete of a finalised composite and replacement, deletion or late insertion of its constituent links. A repeat/corrected campaign creates new composite, run, execution and evidence identities. The review projection lists the parent test, required/present/missing cases, every case/execution/run/verdict/evidence link, common provenance and aggregate reason. FORMAL progress excludes these records.</w:t>
+        <w:t>Database-level controls reject update/delete of a finalised composite and replacement, deletion or late insertion of its constituent links. A repeat/corrected campaign creates new composite, run, execution and evidence identities. Accepted catalogue revisions are preserved as immutable historical engineering inputs. Before the DC-004 catalogue is promoted, the exact accepted catalogue v1.0 package and its manifest/hash must remain independently resolvable. New executions bind to the active accepted catalogue. Historical finalised executions resolve their original catalogue/test definition from the version/hash identities stored on the execution rather than requiring equality with the active catalogue. An unfinished old-catalogue execution becomes historical/read-only after promotion: it cannot capture more evidence or be continued/finalised against the new definition, and a new execution is required. The exact filesystem/repository arrangement is an implementation decision and must not weaken this identity rule.</w:t>
       </w:r>
     </w:p>
     <w:p>
       <w:pPr/>
       <w:r>
-        <w:t>I8 per-execution ZIP export remains unchanged. A requested catalogue-level package may be produced only from a finalised immutable composite and its preserved constituent records/evidence. It contains the composite and every constituent link, remains EXPLORATORY and never reconstructs current scenario state.</w:t>
+        <w:t>Existing I8 evidence ZIPs remain valid and immutable. A later build may export a finalised historical execution, but the package resolves and includes the execution-bound source catalogue/test-definition identity separately from the generation application-build identity and never relabels old evidence under the promoted catalogue. A requested catalogue-level package may be produced only from a finalised immutable composite and its preserved constituent records/evidence. It contains every constituent link, remains EXPLORATORY and never reconstructs current scenario state.</w:t>
       </w:r>
     </w:p>
     <w:p>
@@ -35626,13 +35618,13 @@
     <w:p>
       <w:pPr/>
       <w:r>
-        <w:t>Catalogue size remains 24 tests, the Requirements Specification remains 124 requirements and the RTM remains exactly 286 (test_id, requirement_id) relationships. No requirement or mapping changes. After independent acceptance, the two affected definition versions and catalogue/manifest hashes change under controlled application, with historical identities preserved. Machine catalogue/contracts remain unchanged while this proposal is under review.</w:t>
+        <w:t>Catalogue size remains 24 tests, the Requirements Specification remains 124 requirements and the RTM remains exactly 286 (test_id, requirement_id) relationships. No requirement or mapping changes. After independent acceptance, the two affected definition versions and catalogue/manifest hashes change under controlled application; the exact accepted catalogue v1.0 package/manifest remains preserved and historical executions remain bound to its source identity. Machine catalogue/contracts remain unchanged while this proposal is under review.</w:t>
       </w:r>
     </w:p>
     <w:p>
       <w:pPr/>
       <w:r>
-        <w:t>Future verification shall prove all nine EXP-ALL and all four EXP-ROLE constituents; exact-set PASS; complete-set constituent FAIL → aggregate FAIL; missing → incomplete/no verdict; duplicate and provenance mismatch rejection; independent constituent reviewability; FORMAL-progress isolation; database immutability; composite export linkage; deterministic rerun equivalence; and unchanged counts of 15 events, 24 tests, 124 requirements and 286 RTM pairs.</w:t>
+        <w:t>Future verification shall prove all nine EXP-ALL and all four EXP-ROLE constituents; exact-set PASS; complete-set constituent FAIL → aggregate FAIL; missing → incomplete/no verdict; duplicate and provenance mismatch rejection; independent constituent reviewability; FORMAL-progress isolation; database immutability; composite export linkage; deterministic rerun equivalence; unchanged counts of 15 events, 24 tests, 124 requirements and 286 RTM pairs; finalise an execution under catalogue v1.0, promote the controlled DC-004 revision, reopen and resolve the exact original definition, and export it with original source-catalogue/test identity plus separate generation build; bind a new execution to the promoted identity; reject continuation/finalisation of an unfinished old-catalogue execution; and prove dynamic provenance identities are excluded from engineering comparison fields but enforced by binding/finalisation gates.</w:t>
       </w:r>
     </w:p>
     <w:p>
@@ -35646,7 +35638,7 @@
     <w:p>
       <w:pPr/>
       <w:r>
-        <w:t>DC-004 is proposed and pending independent engineering review. It does not authorise machine-readable catalogue/schema/application changes and does not resume I9. If accepted, it must be applied to the controlled validation identities/contracts and cross-document verified before I9 receives separate authorisation to resume.</w:t>
+        <w:t>DC-004 core architecture is accepted in substance, with this bounded correction pending final independent review. It does not authorise machine-readable catalogue/schema/application changes and does not resume I9. If accepted, it must be applied to controlled validation identities/contracts—including historical catalogue resolution—and cross-document verified before I9 receives separate authorisation to resume.</w:t>
       </w:r>
     </w:p>
     <w:sectPr>

--- a/01-engineering-source-documents/OT Project Validation Plan.docx
+++ b/01-engineering-source-documents/OT Project Validation Plan.docx
@@ -25,9 +25,9 @@
         <w:br/>
         <w:t>Document: OT Project Validation Plan</w:t>
         <w:br/>
-        <w:t>Version: 1.1 — Proposed DC-004 controlled revision</w:t>
+        <w:t>Version: 1.1 — Accepted DC-004 controlled revision</w:t>
         <w:br/>
-        <w:t>Status: Proposed DC-004 core accepted in substance; bounded correction pending final independent review; v1.0 remains the accepted baseline</w:t>
+        <w:t>Status: Accepted authoritative validation-design baseline through DC-004; supersedes v1.0</w:t>
       </w:r>
     </w:p>
     <w:p>
@@ -33907,13 +33907,13 @@
         <w:pStyle w:val="Heading1"/>
       </w:pPr>
       <w:r>
-        <w:t>19. Proposed Controlled Amendment — DC-004 Multi-Run Exploratory Validation Determination</w:t>
+        <w:t>19. Accepted Controlled Amendment — DC-004 Multi-Run Exploratory Validation Determination</w:t>
       </w:r>
     </w:p>
     <w:p>
       <w:pPr/>
       <w:r>
-        <w:t>This proposed amendment resolves the I9 stop condition for VT-EXP-ALL-001 and VT-EXP-ROLE-001. Each catalogue test requires evidence from more than one exploratory run, while the accepted ValidationExecution correctly remains bound to one ScenarioRun. DC-004 defines stable constituent cases and a separate immutable composite validation-assurance result. It does not create a multi-run ValidationExecution or change any accepted engineering outcome.</w:t>
+        <w:t>This accepted amendment resolves the DQ-002 design question identified when I9 stopped at VT-EXP-ALL-001 and VT-EXP-ROLE-001. Each catalogue test requires evidence from more than one exploratory run, while the accepted ValidationExecution correctly remains bound to one ScenarioRun. DC-004 defines stable constituent cases and a separate immutable composite validation-assurance result. It does not create a multi-run ValidationExecution or change any accepted engineering outcome.</w:t>
       </w:r>
     </w:p>
     <w:p>
@@ -35618,7 +35618,7 @@
     <w:p>
       <w:pPr/>
       <w:r>
-        <w:t>Catalogue size remains 24 tests, the Requirements Specification remains 124 requirements and the RTM remains exactly 286 (test_id, requirement_id) relationships. No requirement or mapping changes. After independent acceptance, the two affected definition versions and catalogue/manifest hashes change under controlled application; the exact accepted catalogue v1.0 package/manifest remains preserved and historical executions remain bound to its source identity. Machine catalogue/contracts remain unchanged while this proposal is under review.</w:t>
+        <w:t>Catalogue size remains 24 tests, the Requirements Specification remains 124 requirements and the RTM remains exactly 286 (test_id, requirement_id) relationships. No requirement or mapping changes. During the separately authorised controlled application, the two affected definition versions and catalogue/manifest hashes change; the exact accepted catalogue v1.0 package/manifest remains preserved and historical executions remain bound to its source identity. Machine catalogue/contracts remain unchanged until that separate application phase begins.</w:t>
       </w:r>
     </w:p>
     <w:p>
@@ -35632,13 +35632,13 @@
         <w:pStyle w:val="Heading2"/>
       </w:pPr>
       <w:r>
-        <w:t>19.9 Proposal Gate</w:t>
+        <w:t>19.9 Accepted Design Gate</w:t>
       </w:r>
     </w:p>
     <w:p>
       <w:pPr/>
       <w:r>
-        <w:t>DC-004 core architecture is accepted in substance, with this bounded correction pending final independent review. It does not authorise machine-readable catalogue/schema/application changes and does not resume I9. If accepted, it must be applied to controlled validation identities/contracts—including historical catalogue resolution—and cross-document verified before I9 receives separate authorisation to resume.</w:t>
+        <w:t>DC-004 is accepted as the authoritative multi-run exploratory validation design. Section 19 forms part of the accepted Validation Plan v1.1 baseline and supersedes v1.0 as the current validation-design authority. This design acceptance does not authorise or apply machine-readable catalogue, schema or application changes and does not resume I9. A separate DC-004 application phase must implement the accepted identities and historical-catalogue resolution, pass independent review and be incorporated into main before I9 may receive separate authorisation to resume.</w:t>
       </w:r>
     </w:p>
     <w:sectPr>

--- a/01-engineering-source-documents/OT Project Validation Plan.docx
+++ b/01-engineering-source-documents/OT Project Validation Plan.docx
@@ -25,9 +25,9 @@
         <w:br/>
         <w:t>Document: OT Project Validation Plan</w:t>
         <w:br/>
-        <w:t>Version: 1.1 — Accepted DC-004 controlled revision</w:t>
+        <w:t>Version: 1.2 — Proposed DC-005 controlled revision</w:t>
         <w:br/>
-        <w:t>Status: Accepted authoritative validation-design baseline through DC-004; supersedes v1.0</w:t>
+        <w:t>Status: Proposed authoritative revision — pending independent review; accepted baseline remains v1.1</w:t>
       </w:r>
     </w:p>
     <w:p>
@@ -35639,6 +35639,1435 @@
       <w:pPr/>
       <w:r>
         <w:t>DC-004 is accepted as the authoritative multi-run exploratory validation design. Section 19 forms part of the accepted Validation Plan v1.1 baseline and supersedes v1.0 as the current validation-design authority. This design acceptance does not authorise or apply machine-readable catalogue, schema or application changes and does not resume I9. A separate DC-004 application phase must implement the accepted identities and historical-catalogue resolution, pass independent review and be incorporated into main before I9 may receive separate authorisation to resume.</w:t>
+      </w:r>
+    </w:p>
+    <w:p>
+      <w:pPr>
+        <w:pStyle w:val="Heading1"/>
+      </w:pPr>
+      <w:r>
+        <w:t>20. Proposed Controlled Amendment — DC-005 Validation Suspension and BLOCKED-TEST Determination</w:t>
+      </w:r>
+    </w:p>
+    <w:p>
+      <w:pPr/>
+      <w:r>
+        <w:t>This proposed amendment makes the existing Section 14 suspension and BLOCKED-TEST meaning deterministic without changing any operational engineering outcome. Operational BLOCKED remains a restoration/system result and may produce validation PASS when expected. BLOCKED-TEST applies only when a validation procedure cannot validly start, continue or reach PASS/FAIL because one accepted suspension condition is established with its exact evidence and authority. NOT RUN remains no attempt/no determination. Missing ordinary evidence does not become BLOCKED-TEST.</w:t>
+      </w:r>
+    </w:p>
+    <w:p>
+      <w:pPr>
+        <w:pStyle w:val="Heading2"/>
+      </w:pPr>
+      <w:r>
+        <w:t>20.1 Exact Condition Registry and Lifecycle</w:t>
+      </w:r>
+    </w:p>
+    <w:tbl>
+      <w:tblPr>
+        <w:tblW w:type="dxa" w:w="9360"/>
+        <w:tblLayout w:type="fixed"/>
+        <w:tblLook w:firstColumn="1" w:firstRow="1" w:lastColumn="0" w:lastRow="0" w:noHBand="0" w:noVBand="1" w:val="04A0"/>
+        <w:jc w:val="left"/>
+        <w:tblInd w:type="dxa" w:w="120"/>
+      </w:tblPr>
+      <w:tblGrid>
+        <w:gridCol w:w="1217"/>
+        <w:gridCol w:w="2340"/>
+        <w:gridCol w:w="3463"/>
+        <w:gridCol w:w="2340"/>
+      </w:tblGrid>
+      <w:tr>
+        <w:trPr>
+          <w:tblHeader w:val="true"/>
+        </w:trPr>
+        <w:tc>
+          <w:tcPr>
+            <w:tcW w:type="dxa" w:w="1217"/>
+            <w:shd w:fill="E7E7E7"/>
+            <w:tcMar>
+              <w:top w:w="80" w:type="dxa"/>
+              <w:start w:w="120" w:type="dxa"/>
+              <w:bottom w:w="80" w:type="dxa"/>
+              <w:end w:w="120" w:type="dxa"/>
+            </w:tcMar>
+            <w:vAlign w:val="center"/>
+          </w:tcPr>
+          <w:p>
+            <w:r>
+              <w:rPr>
+                <w:b/>
+              </w:rPr>
+              <w:t>ID</w:t>
+            </w:r>
+          </w:p>
+        </w:tc>
+        <w:tc>
+          <w:tcPr>
+            <w:tcW w:type="dxa" w:w="2340"/>
+            <w:shd w:fill="E7E7E7"/>
+            <w:tcMar>
+              <w:top w:w="80" w:type="dxa"/>
+              <w:start w:w="120" w:type="dxa"/>
+              <w:bottom w:w="80" w:type="dxa"/>
+              <w:end w:w="120" w:type="dxa"/>
+            </w:tcMar>
+            <w:vAlign w:val="center"/>
+          </w:tcPr>
+          <w:p>
+            <w:r>
+              <w:rPr>
+                <w:b/>
+              </w:rPr>
+              <w:t>Accepted condition</w:t>
+            </w:r>
+          </w:p>
+        </w:tc>
+        <w:tc>
+          <w:tcPr>
+            <w:tcW w:type="dxa" w:w="3463"/>
+            <w:shd w:fill="E7E7E7"/>
+            <w:tcMar>
+              <w:top w:w="80" w:type="dxa"/>
+              <w:start w:w="120" w:type="dxa"/>
+              <w:bottom w:w="80" w:type="dxa"/>
+              <w:end w:w="120" w:type="dxa"/>
+            </w:tcMar>
+            <w:vAlign w:val="center"/>
+          </w:tcPr>
+          <w:p>
+            <w:r>
+              <w:rPr>
+                <w:b/>
+              </w:rPr>
+              <w:t>Permitted lifecycle</w:t>
+            </w:r>
+          </w:p>
+        </w:tc>
+        <w:tc>
+          <w:tcPr>
+            <w:tcW w:type="dxa" w:w="2340"/>
+            <w:shd w:fill="E7E7E7"/>
+            <w:tcMar>
+              <w:top w:w="80" w:type="dxa"/>
+              <w:start w:w="120" w:type="dxa"/>
+              <w:bottom w:w="80" w:type="dxa"/>
+              <w:end w:w="120" w:type="dxa"/>
+            </w:tcMar>
+            <w:vAlign w:val="center"/>
+          </w:tcPr>
+          <w:p>
+            <w:r>
+              <w:rPr>
+                <w:b/>
+              </w:rPr>
+              <w:t>Primary authority</w:t>
+            </w:r>
+          </w:p>
+        </w:tc>
+      </w:tr>
+      <w:tr>
+        <w:trPr/>
+        <w:tc>
+          <w:tcPr>
+            <w:tcW w:type="dxa" w:w="1217"/>
+            <w:tcMar>
+              <w:top w:w="80" w:type="dxa"/>
+              <w:start w:w="120" w:type="dxa"/>
+              <w:bottom w:w="80" w:type="dxa"/>
+              <w:end w:w="120" w:type="dxa"/>
+            </w:tcMar>
+            <w:vAlign w:val="center"/>
+          </w:tcPr>
+          <w:p>
+            <w:r>
+              <w:t>VSC-001</w:t>
+            </w:r>
+          </w:p>
+        </w:tc>
+        <w:tc>
+          <w:tcPr>
+            <w:tcW w:type="dxa" w:w="2340"/>
+            <w:tcMar>
+              <w:top w:w="80" w:type="dxa"/>
+              <w:start w:w="120" w:type="dxa"/>
+              <w:bottom w:w="80" w:type="dxa"/>
+              <w:end w:w="120" w:type="dxa"/>
+            </w:tcMar>
+            <w:vAlign w:val="center"/>
+          </w:tcPr>
+          <w:p>
+            <w:r>
+              <w:t>Unspecified engineering behaviour</w:t>
+            </w:r>
+          </w:p>
+        </w:tc>
+        <w:tc>
+          <w:tcPr>
+            <w:tcW w:type="dxa" w:w="3463"/>
+            <w:tcMar>
+              <w:top w:w="80" w:type="dxa"/>
+              <w:start w:w="120" w:type="dxa"/>
+              <w:bottom w:w="80" w:type="dxa"/>
+              <w:end w:w="120" w:type="dxa"/>
+            </w:tcMar>
+            <w:vAlign w:val="center"/>
+          </w:tcPr>
+          <w:p>
+            <w:r>
+              <w:t>PRE_EXECUTION_ENTRY; EXECUTION_IN_PROGRESS; EVIDENCE_FINALISATION</w:t>
+            </w:r>
+          </w:p>
+        </w:tc>
+        <w:tc>
+          <w:tcPr>
+            <w:tcW w:type="dxa" w:w="2340"/>
+            <w:tcMar>
+              <w:top w:w="80" w:type="dxa"/>
+              <w:start w:w="120" w:type="dxa"/>
+              <w:bottom w:w="80" w:type="dxa"/>
+              <w:end w:w="120" w:type="dxa"/>
+            </w:tcMar>
+            <w:vAlign w:val="center"/>
+          </w:tcPr>
+          <w:p>
+            <w:r>
+              <w:t>Independent engineering reviewer</w:t>
+            </w:r>
+          </w:p>
+        </w:tc>
+      </w:tr>
+      <w:tr>
+        <w:trPr/>
+        <w:tc>
+          <w:tcPr>
+            <w:tcW w:type="dxa" w:w="1217"/>
+            <w:tcMar>
+              <w:top w:w="80" w:type="dxa"/>
+              <w:start w:w="120" w:type="dxa"/>
+              <w:bottom w:w="80" w:type="dxa"/>
+              <w:end w:w="120" w:type="dxa"/>
+            </w:tcMar>
+            <w:vAlign w:val="center"/>
+          </w:tcPr>
+          <w:p>
+            <w:r>
+              <w:t>VSC-002</w:t>
+            </w:r>
+          </w:p>
+        </w:tc>
+        <w:tc>
+          <w:tcPr>
+            <w:tcW w:type="dxa" w:w="2340"/>
+            <w:tcMar>
+              <w:top w:w="80" w:type="dxa"/>
+              <w:start w:w="120" w:type="dxa"/>
+              <w:bottom w:w="80" w:type="dxa"/>
+              <w:end w:w="120" w:type="dxa"/>
+            </w:tcMar>
+            <w:vAlign w:val="center"/>
+          </w:tcPr>
+          <w:p>
+            <w:r>
+              <w:t>Inconsistent baseline</w:t>
+            </w:r>
+          </w:p>
+        </w:tc>
+        <w:tc>
+          <w:tcPr>
+            <w:tcW w:type="dxa" w:w="3463"/>
+            <w:tcMar>
+              <w:top w:w="80" w:type="dxa"/>
+              <w:start w:w="120" w:type="dxa"/>
+              <w:bottom w:w="80" w:type="dxa"/>
+              <w:end w:w="120" w:type="dxa"/>
+            </w:tcMar>
+            <w:vAlign w:val="center"/>
+          </w:tcPr>
+          <w:p>
+            <w:r>
+              <w:t>PRE_EXECUTION_ENTRY; EXECUTION_IN_PROGRESS; EVIDENCE_FINALISATION</w:t>
+            </w:r>
+          </w:p>
+        </w:tc>
+        <w:tc>
+          <w:tcPr>
+            <w:tcW w:type="dxa" w:w="2340"/>
+            <w:tcMar>
+              <w:top w:w="80" w:type="dxa"/>
+              <w:start w:w="120" w:type="dxa"/>
+              <w:bottom w:w="80" w:type="dxa"/>
+              <w:end w:w="120" w:type="dxa"/>
+            </w:tcMar>
+            <w:vAlign w:val="center"/>
+          </w:tcPr>
+          <w:p>
+            <w:r>
+              <w:t>Independent engineering reviewer</w:t>
+            </w:r>
+          </w:p>
+        </w:tc>
+      </w:tr>
+      <w:tr>
+        <w:trPr/>
+        <w:tc>
+          <w:tcPr>
+            <w:tcW w:type="dxa" w:w="1217"/>
+            <w:tcMar>
+              <w:top w:w="80" w:type="dxa"/>
+              <w:start w:w="120" w:type="dxa"/>
+              <w:bottom w:w="80" w:type="dxa"/>
+              <w:end w:w="120" w:type="dxa"/>
+            </w:tcMar>
+            <w:vAlign w:val="center"/>
+          </w:tcPr>
+          <w:p>
+            <w:r>
+              <w:t>VSC-003</w:t>
+            </w:r>
+          </w:p>
+        </w:tc>
+        <w:tc>
+          <w:tcPr>
+            <w:tcW w:type="dxa" w:w="2340"/>
+            <w:tcMar>
+              <w:top w:w="80" w:type="dxa"/>
+              <w:start w:w="120" w:type="dxa"/>
+              <w:bottom w:w="80" w:type="dxa"/>
+              <w:end w:w="120" w:type="dxa"/>
+            </w:tcMar>
+            <w:vAlign w:val="center"/>
+          </w:tcPr>
+          <w:p>
+            <w:r>
+              <w:t>Unidentifiable input version</w:t>
+            </w:r>
+          </w:p>
+        </w:tc>
+        <w:tc>
+          <w:tcPr>
+            <w:tcW w:type="dxa" w:w="3463"/>
+            <w:tcMar>
+              <w:top w:w="80" w:type="dxa"/>
+              <w:start w:w="120" w:type="dxa"/>
+              <w:bottom w:w="80" w:type="dxa"/>
+              <w:end w:w="120" w:type="dxa"/>
+            </w:tcMar>
+            <w:vAlign w:val="center"/>
+          </w:tcPr>
+          <w:p>
+            <w:r>
+              <w:t>PRE_EXECUTION_ENTRY; EXECUTION_IN_PROGRESS; EVIDENCE_FINALISATION</w:t>
+            </w:r>
+          </w:p>
+        </w:tc>
+        <w:tc>
+          <w:tcPr>
+            <w:tcW w:type="dxa" w:w="2340"/>
+            <w:tcMar>
+              <w:top w:w="80" w:type="dxa"/>
+              <w:start w:w="120" w:type="dxa"/>
+              <w:bottom w:w="80" w:type="dxa"/>
+              <w:end w:w="120" w:type="dxa"/>
+            </w:tcMar>
+            <w:vAlign w:val="center"/>
+          </w:tcPr>
+          <w:p>
+            <w:r>
+              <w:t>Backend controlled-identity resolver</w:t>
+            </w:r>
+          </w:p>
+        </w:tc>
+      </w:tr>
+      <w:tr>
+        <w:trPr/>
+        <w:tc>
+          <w:tcPr>
+            <w:tcW w:type="dxa" w:w="1217"/>
+            <w:tcMar>
+              <w:top w:w="80" w:type="dxa"/>
+              <w:start w:w="120" w:type="dxa"/>
+              <w:bottom w:w="80" w:type="dxa"/>
+              <w:end w:w="120" w:type="dxa"/>
+            </w:tcMar>
+            <w:vAlign w:val="center"/>
+          </w:tcPr>
+          <w:p>
+            <w:r>
+              <w:t>VSC-004</w:t>
+            </w:r>
+          </w:p>
+        </w:tc>
+        <w:tc>
+          <w:tcPr>
+            <w:tcW w:type="dxa" w:w="2340"/>
+            <w:tcMar>
+              <w:top w:w="80" w:type="dxa"/>
+              <w:start w:w="120" w:type="dxa"/>
+              <w:bottom w:w="80" w:type="dxa"/>
+              <w:end w:w="120" w:type="dxa"/>
+            </w:tcMar>
+            <w:vAlign w:val="center"/>
+          </w:tcPr>
+          <w:p>
+            <w:r>
+              <w:t>Uncontrolled wall-clock dependency</w:t>
+            </w:r>
+          </w:p>
+        </w:tc>
+        <w:tc>
+          <w:tcPr>
+            <w:tcW w:type="dxa" w:w="3463"/>
+            <w:tcMar>
+              <w:top w:w="80" w:type="dxa"/>
+              <w:start w:w="120" w:type="dxa"/>
+              <w:bottom w:w="80" w:type="dxa"/>
+              <w:end w:w="120" w:type="dxa"/>
+            </w:tcMar>
+            <w:vAlign w:val="center"/>
+          </w:tcPr>
+          <w:p>
+            <w:r>
+              <w:t>PRE_EXECUTION_ENTRY; EXECUTION_IN_PROGRESS; EVIDENCE_FINALISATION</w:t>
+            </w:r>
+          </w:p>
+        </w:tc>
+        <w:tc>
+          <w:tcPr>
+            <w:tcW w:type="dxa" w:w="2340"/>
+            <w:tcMar>
+              <w:top w:w="80" w:type="dxa"/>
+              <w:start w:w="120" w:type="dxa"/>
+              <w:bottom w:w="80" w:type="dxa"/>
+              <w:end w:w="120" w:type="dxa"/>
+            </w:tcMar>
+            <w:vAlign w:val="center"/>
+          </w:tcPr>
+          <w:p>
+            <w:r>
+              <w:t>Reviewer for definition review; backend for runtime/finalisation</w:t>
+            </w:r>
+          </w:p>
+        </w:tc>
+      </w:tr>
+      <w:tr>
+        <w:trPr/>
+        <w:tc>
+          <w:tcPr>
+            <w:tcW w:type="dxa" w:w="1217"/>
+            <w:tcMar>
+              <w:top w:w="80" w:type="dxa"/>
+              <w:start w:w="120" w:type="dxa"/>
+              <w:bottom w:w="80" w:type="dxa"/>
+              <w:end w:w="120" w:type="dxa"/>
+            </w:tcMar>
+            <w:vAlign w:val="center"/>
+          </w:tcPr>
+          <w:p>
+            <w:r>
+              <w:t>VSC-005</w:t>
+            </w:r>
+          </w:p>
+        </w:tc>
+        <w:tc>
+          <w:tcPr>
+            <w:tcW w:type="dxa" w:w="2340"/>
+            <w:tcMar>
+              <w:top w:w="80" w:type="dxa"/>
+              <w:start w:w="120" w:type="dxa"/>
+              <w:bottom w:w="80" w:type="dxa"/>
+              <w:end w:w="120" w:type="dxa"/>
+            </w:tcMar>
+            <w:vAlign w:val="center"/>
+          </w:tcPr>
+          <w:p>
+            <w:r>
+              <w:t>Evidence corruption</w:t>
+            </w:r>
+          </w:p>
+        </w:tc>
+        <w:tc>
+          <w:tcPr>
+            <w:tcW w:type="dxa" w:w="3463"/>
+            <w:tcMar>
+              <w:top w:w="80" w:type="dxa"/>
+              <w:start w:w="120" w:type="dxa"/>
+              <w:bottom w:w="80" w:type="dxa"/>
+              <w:end w:w="120" w:type="dxa"/>
+            </w:tcMar>
+            <w:vAlign w:val="center"/>
+          </w:tcPr>
+          <w:p>
+            <w:r>
+              <w:t>PRE_EXECUTION_ENTRY; EXECUTION_IN_PROGRESS; EVIDENCE_FINALISATION</w:t>
+            </w:r>
+          </w:p>
+        </w:tc>
+        <w:tc>
+          <w:tcPr>
+            <w:tcW w:type="dxa" w:w="2340"/>
+            <w:tcMar>
+              <w:top w:w="80" w:type="dxa"/>
+              <w:start w:w="120" w:type="dxa"/>
+              <w:bottom w:w="80" w:type="dxa"/>
+              <w:end w:w="120" w:type="dxa"/>
+            </w:tcMar>
+            <w:vAlign w:val="center"/>
+          </w:tcPr>
+          <w:p>
+            <w:r>
+              <w:t>Backend integrity/schema verifier</w:t>
+            </w:r>
+          </w:p>
+        </w:tc>
+      </w:tr>
+    </w:tbl>
+    <w:p/>
+    <w:p>
+      <w:pPr/>
+      <w:r>
+        <w:t>PRE_EXECUTION_ENTRY means the controlled test/case is selected but a valid run/execution cannot be created. EXECUTION_IN_PROGRESS means a valid execution exists and is preserved. EVIDENCE_FINALISATION means verification of evidence, comparison inputs or provenance prevents a valid PASS/FAIL determination. A condition may be discovered at more than one phase; its actual lifecycle point is recorded and verified.</w:t>
+      </w:r>
+    </w:p>
+    <w:p>
+      <w:pPr>
+        <w:pStyle w:val="Heading2"/>
+      </w:pPr>
+      <w:r>
+        <w:t>20.2 Suspension Record and Execution Relationship</w:t>
+      </w:r>
+    </w:p>
+    <w:p>
+      <w:pPr/>
+      <w:r>
+        <w:t>Validation/Evidence owns an immutable ValidationSuspensionRecord. A pre-entry record binds the selected test/case and every available catalogue, definition, build and input identity without creating a fictional ScenarioRun or ValidationExecution. When a valid execution already exists, the record must link that exact execution and run; the execution becomes terminal SUSPENDED, retains its captured evidence, references the suspension record and exposes BLOCKED-TEST. A repeat creates new identities.</w:t>
+      </w:r>
+    </w:p>
+    <w:tbl>
+      <w:tblPr>
+        <w:tblW w:type="dxa" w:w="9360"/>
+        <w:jc w:val="left"/>
+        <w:tblLayout w:type="fixed"/>
+        <w:tblLook w:firstColumn="1" w:firstRow="1" w:lastColumn="0" w:lastRow="0" w:noHBand="0" w:noVBand="1" w:val="04A0"/>
+        <w:tblInd w:type="dxa" w:w="120"/>
+      </w:tblPr>
+      <w:tblGrid>
+        <w:gridCol w:w="2273"/>
+        <w:gridCol w:w="7087"/>
+      </w:tblGrid>
+      <w:tr>
+        <w:trPr>
+          <w:tblHeader w:val="true"/>
+        </w:trPr>
+        <w:tc>
+          <w:tcPr>
+            <w:tcW w:type="dxa" w:w="2273"/>
+            <w:vAlign w:val="center"/>
+            <w:tcMar>
+              <w:top w:w="80" w:type="dxa"/>
+              <w:start w:w="120" w:type="dxa"/>
+              <w:bottom w:w="80" w:type="dxa"/>
+              <w:end w:w="120" w:type="dxa"/>
+            </w:tcMar>
+            <w:shd w:fill="E7E7E7"/>
+          </w:tcPr>
+          <w:p>
+            <w:r>
+              <w:rPr>
+                <w:b/>
+              </w:rPr>
+              <w:t>Field group</w:t>
+            </w:r>
+          </w:p>
+        </w:tc>
+        <w:tc>
+          <w:tcPr>
+            <w:tcW w:type="dxa" w:w="7087"/>
+            <w:vAlign w:val="center"/>
+            <w:tcMar>
+              <w:top w:w="80" w:type="dxa"/>
+              <w:start w:w="120" w:type="dxa"/>
+              <w:bottom w:w="80" w:type="dxa"/>
+              <w:end w:w="120" w:type="dxa"/>
+            </w:tcMar>
+            <w:shd w:fill="E7E7E7"/>
+          </w:tcPr>
+          <w:p>
+            <w:r>
+              <w:rPr>
+                <w:b/>
+              </w:rPr>
+              <w:t>Minimum controlled content</w:t>
+            </w:r>
+          </w:p>
+        </w:tc>
+      </w:tr>
+      <w:tr>
+        <w:trPr/>
+        <w:tc>
+          <w:tcPr>
+            <w:tcW w:type="dxa" w:w="2273"/>
+            <w:vAlign w:val="center"/>
+            <w:tcMar>
+              <w:top w:w="80" w:type="dxa"/>
+              <w:start w:w="120" w:type="dxa"/>
+              <w:bottom w:w="80" w:type="dxa"/>
+              <w:end w:w="120" w:type="dxa"/>
+            </w:tcMar>
+          </w:tcPr>
+          <w:p>
+            <w:r>
+              <w:t>Identity/classification</w:t>
+            </w:r>
+          </w:p>
+        </w:tc>
+        <w:tc>
+          <w:tcPr>
+            <w:tcW w:type="dxa" w:w="7087"/>
+            <w:vAlign w:val="center"/>
+            <w:tcMar>
+              <w:top w:w="80" w:type="dxa"/>
+              <w:start w:w="120" w:type="dxa"/>
+              <w:bottom w:w="80" w:type="dxa"/>
+              <w:end w:w="120" w:type="dxa"/>
+            </w:tcMar>
+          </w:tcPr>
+          <w:p>
+            <w:r>
+              <w:t>UUID suspension_record_id; VSR- short display; schema version; one condition_id VSC-001–VSC-005; lifecycle point; inherited evidence class.</w:t>
+            </w:r>
+          </w:p>
+        </w:tc>
+      </w:tr>
+      <w:tr>
+        <w:trPr/>
+        <w:tc>
+          <w:tcPr>
+            <w:tcW w:type="dxa" w:w="2273"/>
+            <w:vAlign w:val="center"/>
+            <w:tcMar>
+              <w:top w:w="80" w:type="dxa"/>
+              <w:start w:w="120" w:type="dxa"/>
+              <w:bottom w:w="80" w:type="dxa"/>
+              <w:end w:w="120" w:type="dxa"/>
+            </w:tcMar>
+          </w:tcPr>
+          <w:p>
+            <w:r>
+              <w:t>Test provenance</w:t>
+            </w:r>
+          </w:p>
+        </w:tc>
+        <w:tc>
+          <w:tcPr>
+            <w:tcW w:type="dxa" w:w="7087"/>
+            <w:vAlign w:val="center"/>
+            <w:tcMar>
+              <w:top w:w="80" w:type="dxa"/>
+              <w:start w:w="120" w:type="dxa"/>
+              <w:bottom w:w="80" w:type="dxa"/>
+              <w:end w:w="120" w:type="dxa"/>
+            </w:tcMar>
+          </w:tcPr>
+          <w:p>
+            <w:r>
+              <w:t>test_id; case_id where applicable; catalogue ID/version/hash; test-definition version/hash; case-definition version/hash where applicable.</w:t>
+            </w:r>
+          </w:p>
+        </w:tc>
+      </w:tr>
+      <w:tr>
+        <w:trPr/>
+        <w:tc>
+          <w:tcPr>
+            <w:tcW w:type="dxa" w:w="2273"/>
+            <w:vAlign w:val="center"/>
+            <w:tcMar>
+              <w:top w:w="80" w:type="dxa"/>
+              <w:start w:w="120" w:type="dxa"/>
+              <w:bottom w:w="80" w:type="dxa"/>
+              <w:end w:w="120" w:type="dxa"/>
+            </w:tcMar>
+          </w:tcPr>
+          <w:p>
+            <w:r>
+              <w:t>Build/input provenance</w:t>
+            </w:r>
+          </w:p>
+        </w:tc>
+        <w:tc>
+          <w:tcPr>
+            <w:tcW w:type="dxa" w:w="7087"/>
+            <w:vAlign w:val="center"/>
+            <w:tcMar>
+              <w:top w:w="80" w:type="dxa"/>
+              <w:start w:w="120" w:type="dxa"/>
+              <w:bottom w:w="80" w:type="dxa"/>
+              <w:end w:w="120" w:type="dxa"/>
+            </w:tcMar>
+          </w:tcPr>
+          <w:p>
+            <w:r>
+              <w:t>Backend application build; configuration and fixture identities where available; only a proven VSC-003 may identify the exact unavailable input role.</w:t>
+            </w:r>
+          </w:p>
+        </w:tc>
+      </w:tr>
+      <w:tr>
+        <w:trPr/>
+        <w:tc>
+          <w:tcPr>
+            <w:tcW w:type="dxa" w:w="2273"/>
+            <w:vAlign w:val="center"/>
+            <w:tcMar>
+              <w:top w:w="80" w:type="dxa"/>
+              <w:start w:w="120" w:type="dxa"/>
+              <w:bottom w:w="80" w:type="dxa"/>
+              <w:end w:w="120" w:type="dxa"/>
+            </w:tcMar>
+          </w:tcPr>
+          <w:p>
+            <w:r>
+              <w:t>Existing context</w:t>
+            </w:r>
+          </w:p>
+        </w:tc>
+        <w:tc>
+          <w:tcPr>
+            <w:tcW w:type="dxa" w:w="7087"/>
+            <w:vAlign w:val="center"/>
+            <w:tcMar>
+              <w:top w:w="80" w:type="dxa"/>
+              <w:start w:w="120" w:type="dxa"/>
+              <w:bottom w:w="80" w:type="dxa"/>
+              <w:end w:w="120" w:type="dxa"/>
+            </w:tcMar>
+          </w:tcPr>
+          <w:p>
+            <w:r>
+              <w:t>scenario_run_id and validation_execution_id when they validly exist; explicitly absent only for PRE_EXECUTION_ENTRY.</w:t>
+            </w:r>
+          </w:p>
+        </w:tc>
+      </w:tr>
+      <w:tr>
+        <w:trPr/>
+        <w:tc>
+          <w:tcPr>
+            <w:tcW w:type="dxa" w:w="2273"/>
+            <w:vAlign w:val="center"/>
+            <w:tcMar>
+              <w:top w:w="80" w:type="dxa"/>
+              <w:start w:w="120" w:type="dxa"/>
+              <w:bottom w:w="80" w:type="dxa"/>
+              <w:end w:w="120" w:type="dxa"/>
+            </w:tcMar>
+          </w:tcPr>
+          <w:p>
+            <w:r>
+              <w:t>Authority/evidence</w:t>
+            </w:r>
+          </w:p>
+        </w:tc>
+        <w:tc>
+          <w:tcPr>
+            <w:tcW w:type="dxa" w:w="7087"/>
+            <w:vAlign w:val="center"/>
+            <w:tcMar>
+              <w:top w:w="80" w:type="dxa"/>
+              <w:start w:w="120" w:type="dxa"/>
+              <w:bottom w:w="80" w:type="dxa"/>
+              <w:end w:w="120" w:type="dxa"/>
+            </w:tcMar>
+          </w:tcPr>
+          <w:p>
+            <w:r>
+              <w:t>Backend verifier or proposal/reviewer identities; condition-specific evidence-contract version; canonical immutable evidence references and payload hash.</w:t>
+            </w:r>
+          </w:p>
+        </w:tc>
+      </w:tr>
+      <w:tr>
+        <w:trPr/>
+        <w:tc>
+          <w:tcPr>
+            <w:tcW w:type="dxa" w:w="2273"/>
+            <w:vAlign w:val="center"/>
+            <w:tcMar>
+              <w:top w:w="80" w:type="dxa"/>
+              <w:start w:w="120" w:type="dxa"/>
+              <w:bottom w:w="80" w:type="dxa"/>
+              <w:end w:w="120" w:type="dxa"/>
+            </w:tcMar>
+          </w:tcPr>
+          <w:p>
+            <w:r>
+              <w:t>Reason/state</w:t>
+            </w:r>
+          </w:p>
+        </w:tc>
+        <w:tc>
+          <w:tcPr>
+            <w:tcW w:type="dxa" w:w="7087"/>
+            <w:vAlign w:val="center"/>
+            <w:tcMar>
+              <w:top w:w="80" w:type="dxa"/>
+              <w:start w:w="120" w:type="dxa"/>
+              <w:bottom w:w="80" w:type="dxa"/>
+              <w:end w:w="120" w:type="dxa"/>
+            </w:tcMar>
+          </w:tcPr>
+          <w:p>
+            <w:r>
+              <w:t>Backend-controlled reason code/parameters/text/fingerprint; DRAFT or FINALISED; BLOCKED-TEST exists only when FINALISED; administrative audit times; optional notes excluded from determination.</w:t>
+            </w:r>
+          </w:p>
+        </w:tc>
+      </w:tr>
+    </w:tbl>
+    <w:p/>
+    <w:p>
+      <w:pPr>
+        <w:pStyle w:val="Heading2"/>
+      </w:pPr>
+      <w:r>
+        <w:t>20.3 Common Evidence and Authority Rules</w:t>
+      </w:r>
+    </w:p>
+    <w:p>
+      <w:pPr/>
+      <w:r>
+        <w:t>Every evidence item identifies its owner test/case, source catalogue/definition, application build, configuration/input where applicable, run/execution when one exists, evidence class, source record and canonical payload SHA-256. The assurance service resolves those identities from controlled repositories. Evidence from another test, case, definition, build, configuration, run or execution cannot be made relevant by copying an ID. Historical evidence resolves against its own accepted catalogue/definition under Section 19.</w:t>
+      </w:r>
+    </w:p>
+    <w:tbl>
+      <w:tblPr>
+        <w:tblW w:type="dxa" w:w="9360"/>
+        <w:tblLayout w:type="fixed"/>
+        <w:tblLook w:firstColumn="1" w:firstRow="1" w:lastColumn="0" w:lastRow="0" w:noHBand="0" w:noVBand="1" w:val="04A0"/>
+        <w:jc w:val="left"/>
+        <w:tblInd w:type="dxa" w:w="120"/>
+      </w:tblPr>
+      <w:tblGrid>
+        <w:gridCol w:w="1498"/>
+        <w:gridCol w:w="4774"/>
+        <w:gridCol w:w="3088"/>
+      </w:tblGrid>
+      <w:tr>
+        <w:trPr>
+          <w:tblHeader w:val="true"/>
+        </w:trPr>
+        <w:tc>
+          <w:tcPr>
+            <w:tcW w:type="dxa" w:w="1498"/>
+            <w:vAlign w:val="center"/>
+            <w:tcMar>
+              <w:top w:w="80" w:type="dxa"/>
+              <w:start w:w="120" w:type="dxa"/>
+              <w:bottom w:w="80" w:type="dxa"/>
+              <w:end w:w="120" w:type="dxa"/>
+            </w:tcMar>
+            <w:shd w:fill="E7E7E7"/>
+          </w:tcPr>
+          <w:p>
+            <w:r>
+              <w:rPr>
+                <w:b/>
+              </w:rPr>
+              <w:t>Condition</w:t>
+            </w:r>
+          </w:p>
+        </w:tc>
+        <w:tc>
+          <w:tcPr>
+            <w:tcW w:type="dxa" w:w="4774"/>
+            <w:vAlign w:val="center"/>
+            <w:tcMar>
+              <w:top w:w="80" w:type="dxa"/>
+              <w:start w:w="120" w:type="dxa"/>
+              <w:bottom w:w="80" w:type="dxa"/>
+              <w:end w:w="120" w:type="dxa"/>
+            </w:tcMar>
+            <w:shd w:fill="E7E7E7"/>
+          </w:tcPr>
+          <w:p>
+            <w:r>
+              <w:rPr>
+                <w:b/>
+              </w:rPr>
+              <w:t>Mandatory evidence contract</w:t>
+            </w:r>
+          </w:p>
+        </w:tc>
+        <w:tc>
+          <w:tcPr>
+            <w:tcW w:type="dxa" w:w="3088"/>
+            <w:vAlign w:val="center"/>
+            <w:tcMar>
+              <w:top w:w="80" w:type="dxa"/>
+              <w:start w:w="120" w:type="dxa"/>
+              <w:bottom w:w="80" w:type="dxa"/>
+              <w:end w:w="120" w:type="dxa"/>
+            </w:tcMar>
+            <w:shd w:fill="E7E7E7"/>
+          </w:tcPr>
+          <w:p>
+            <w:r>
+              <w:rPr>
+                <w:b/>
+              </w:rPr>
+              <w:t>Authority/finalisation control</w:t>
+            </w:r>
+          </w:p>
+        </w:tc>
+      </w:tr>
+      <w:tr>
+        <w:trPr/>
+        <w:tc>
+          <w:tcPr>
+            <w:tcW w:type="dxa" w:w="1498"/>
+            <w:vAlign w:val="center"/>
+            <w:tcMar>
+              <w:top w:w="80" w:type="dxa"/>
+              <w:start w:w="120" w:type="dxa"/>
+              <w:bottom w:w="80" w:type="dxa"/>
+              <w:end w:w="120" w:type="dxa"/>
+            </w:tcMar>
+          </w:tcPr>
+          <w:p>
+            <w:r>
+              <w:t>VSC-001</w:t>
+            </w:r>
+          </w:p>
+        </w:tc>
+        <w:tc>
+          <w:tcPr>
+            <w:tcW w:type="dxa" w:w="4774"/>
+            <w:vAlign w:val="center"/>
+            <w:tcMar>
+              <w:top w:w="80" w:type="dxa"/>
+              <w:start w:w="120" w:type="dxa"/>
+              <w:bottom w:w="80" w:type="dxa"/>
+              <w:end w:w="120" w:type="dxa"/>
+            </w:tcMar>
+          </w:tcPr>
+          <w:p>
+            <w:r>
+              <w:t>Controlled source-review record naming document/version/hash/section, exact missing field/step, and linked current engineering-design-question record.</w:t>
+            </w:r>
+          </w:p>
+        </w:tc>
+        <w:tc>
+          <w:tcPr>
+            <w:tcW w:type="dxa" w:w="3088"/>
+            <w:vAlign w:val="center"/>
+            <w:tcMar>
+              <w:top w:w="80" w:type="dxa"/>
+              <w:start w:w="120" w:type="dxa"/>
+              <w:bottom w:w="80" w:type="dxa"/>
+              <w:end w:w="120" w:type="dxa"/>
+            </w:tcMar>
+          </w:tcPr>
+          <w:p>
+            <w:r>
+              <w:t>Graduate Engineer may propose; a distinct Independent Engineering Reviewer finalises. Backend validates source/question bindings.</w:t>
+            </w:r>
+          </w:p>
+        </w:tc>
+      </w:tr>
+      <w:tr>
+        <w:trPr/>
+        <w:tc>
+          <w:tcPr>
+            <w:tcW w:type="dxa" w:w="1498"/>
+            <w:vAlign w:val="center"/>
+            <w:tcMar>
+              <w:top w:w="80" w:type="dxa"/>
+              <w:start w:w="120" w:type="dxa"/>
+              <w:bottom w:w="80" w:type="dxa"/>
+              <w:end w:w="120" w:type="dxa"/>
+            </w:tcMar>
+          </w:tcPr>
+          <w:p>
+            <w:r>
+              <w:t>VSC-002</w:t>
+            </w:r>
+          </w:p>
+        </w:tc>
+        <w:tc>
+          <w:tcPr>
+            <w:tcW w:type="dxa" w:w="4774"/>
+            <w:vAlign w:val="center"/>
+            <w:tcMar>
+              <w:top w:w="80" w:type="dxa"/>
+              <w:start w:w="120" w:type="dxa"/>
+              <w:bottom w:w="80" w:type="dxa"/>
+              <w:end w:w="120" w:type="dxa"/>
+            </w:tcMar>
+          </w:tcPr>
+          <w:p>
+            <w:r>
+              <w:t>At least two distinct authoritative source assertions with document/version/hash/section and statement hashes, exact affected field, and an open controlled conflict-review item.</w:t>
+            </w:r>
+          </w:p>
+        </w:tc>
+        <w:tc>
+          <w:tcPr>
+            <w:tcW w:type="dxa" w:w="3088"/>
+            <w:vAlign w:val="center"/>
+            <w:tcMar>
+              <w:top w:w="80" w:type="dxa"/>
+              <w:start w:w="120" w:type="dxa"/>
+              <w:bottom w:w="80" w:type="dxa"/>
+              <w:end w:w="120" w:type="dxa"/>
+            </w:tcMar>
+          </w:tcPr>
+          <w:p>
+            <w:r>
+              <w:t>Graduate Engineer may propose; a distinct Independent Engineering Reviewer finalises. Backend validates identities but does not claim to infer engineering conflict.</w:t>
+            </w:r>
+          </w:p>
+        </w:tc>
+      </w:tr>
+      <w:tr>
+        <w:trPr/>
+        <w:tc>
+          <w:tcPr>
+            <w:tcW w:type="dxa" w:w="1498"/>
+            <w:vAlign w:val="center"/>
+            <w:tcMar>
+              <w:top w:w="80" w:type="dxa"/>
+              <w:start w:w="120" w:type="dxa"/>
+              <w:bottom w:w="80" w:type="dxa"/>
+              <w:end w:w="120" w:type="dxa"/>
+            </w:tcMar>
+          </w:tcPr>
+          <w:p>
+            <w:r>
+              <w:t>VSC-003</w:t>
+            </w:r>
+          </w:p>
+        </w:tc>
+        <w:tc>
+          <w:tcPr>
+            <w:tcW w:type="dxa" w:w="4774"/>
+            <w:vAlign w:val="center"/>
+            <w:tcMar>
+              <w:top w:w="80" w:type="dxa"/>
+              <w:start w:w="120" w:type="dxa"/>
+              <w:bottom w:w="80" w:type="dxa"/>
+              <w:end w:w="120" w:type="dxa"/>
+            </w:tcMar>
+          </w:tcPr>
+          <w:p>
+            <w:r>
+              <w:t>Input role; presented/absent ID-version-hash; resolver failure MISSING_IDENTITY, UNKNOWN_IDENTITY, HASH_MISMATCH or AMBIGUOUS_IDENTITY; resolver/build and resolution-attempt hash.</w:t>
+            </w:r>
+          </w:p>
+        </w:tc>
+        <w:tc>
+          <w:tcPr>
+            <w:tcW w:type="dxa" w:w="3088"/>
+            <w:vAlign w:val="center"/>
+            <w:tcMar>
+              <w:top w:w="80" w:type="dxa"/>
+              <w:start w:w="120" w:type="dxa"/>
+              <w:bottom w:w="80" w:type="dxa"/>
+              <w:end w:w="120" w:type="dxa"/>
+            </w:tcMar>
+          </w:tcPr>
+          <w:p>
+            <w:r>
+              <w:t>Backend Assurance only. Resolver failure is re-run/verified; a uniquely resolved input rejects suspension.</w:t>
+            </w:r>
+          </w:p>
+        </w:tc>
+      </w:tr>
+      <w:tr>
+        <w:trPr/>
+        <w:tc>
+          <w:tcPr>
+            <w:tcW w:type="dxa" w:w="1498"/>
+            <w:vAlign w:val="center"/>
+            <w:tcMar>
+              <w:top w:w="80" w:type="dxa"/>
+              <w:start w:w="120" w:type="dxa"/>
+              <w:bottom w:w="80" w:type="dxa"/>
+              <w:end w:w="120" w:type="dxa"/>
+            </w:tcMar>
+          </w:tcPr>
+          <w:p>
+            <w:r>
+              <w:t>VSC-004</w:t>
+            </w:r>
+          </w:p>
+        </w:tc>
+        <w:tc>
+          <w:tcPr>
+            <w:tcW w:type="dxa" w:w="4774"/>
+            <w:vAlign w:val="center"/>
+            <w:tcMar>
+              <w:top w:w="80" w:type="dxa"/>
+              <w:start w:w="120" w:type="dxa"/>
+              <w:bottom w:w="80" w:type="dxa"/>
+              <w:end w:w="120" w:type="dxa"/>
+            </w:tcMar>
+          </w:tcPr>
+          <w:p>
+            <w:r>
+              <w:t>Pre-entry: exact definition/step/checkpoint identity and text hash. Runtime: required CONTROLLED_SCENARIO_CLOCK, observed authority, and failure MISSING_CONTROLLED_TIME, WALL_CLOCK_SOURCE_DETECTED or NONDETERMINISTIC_DELAY_DEPENDENCY.</w:t>
+            </w:r>
+          </w:p>
+        </w:tc>
+        <w:tc>
+          <w:tcPr>
+            <w:tcW w:type="dxa" w:w="3088"/>
+            <w:vAlign w:val="center"/>
+            <w:tcMar>
+              <w:top w:w="80" w:type="dxa"/>
+              <w:start w:w="120" w:type="dxa"/>
+              <w:bottom w:w="80" w:type="dxa"/>
+              <w:end w:w="120" w:type="dxa"/>
+            </w:tcMar>
+          </w:tcPr>
+          <w:p>
+            <w:r>
+              <w:t>Independent Reviewer finalises definition-review evidence; Backend Assurance finalises runtime evidence. The 60,000 ms freshness rule is unchanged.</w:t>
+            </w:r>
+          </w:p>
+        </w:tc>
+      </w:tr>
+      <w:tr>
+        <w:trPr/>
+        <w:tc>
+          <w:tcPr>
+            <w:tcW w:type="dxa" w:w="1498"/>
+            <w:vAlign w:val="center"/>
+            <w:tcMar>
+              <w:top w:w="80" w:type="dxa"/>
+              <w:start w:w="120" w:type="dxa"/>
+              <w:bottom w:w="80" w:type="dxa"/>
+              <w:end w:w="120" w:type="dxa"/>
+            </w:tcMar>
+          </w:tcPr>
+          <w:p>
+            <w:r>
+              <w:t>VSC-005</w:t>
+            </w:r>
+          </w:p>
+        </w:tc>
+        <w:tc>
+          <w:tcPr>
+            <w:tcW w:type="dxa" w:w="4774"/>
+            <w:vAlign w:val="center"/>
+            <w:tcMar>
+              <w:top w:w="80" w:type="dxa"/>
+              <w:start w:w="120" w:type="dxa"/>
+              <w:bottom w:w="80" w:type="dxa"/>
+              <w:end w:w="120" w:type="dxa"/>
+            </w:tcMar>
+          </w:tcPr>
+          <w:p>
+            <w:r>
+              <w:t>Artefact/evidence identity; expected/actual SHA-256 or unreadable state; failure HASH_MISMATCH, UNREADABLE, SCHEMA_INVALID or CANONICAL_PAYLOAD_MISMATCH; verifier/schema and immutable quarantine/failure-report reference.</w:t>
+            </w:r>
+          </w:p>
+        </w:tc>
+        <w:tc>
+          <w:tcPr>
+            <w:tcW w:type="dxa" w:w="3088"/>
+            <w:vAlign w:val="center"/>
+            <w:tcMar>
+              <w:top w:w="80" w:type="dxa"/>
+              <w:start w:w="120" w:type="dxa"/>
+              <w:bottom w:w="80" w:type="dxa"/>
+              <w:end w:w="120" w:type="dxa"/>
+            </w:tcMar>
+          </w:tcPr>
+          <w:p>
+            <w:r>
+              <w:t>Backend Assurance only. Missing optional/ordinary evidence is not corruption.</w:t>
+            </w:r>
+          </w:p>
+        </w:tc>
+      </w:tr>
+    </w:tbl>
+    <w:p/>
+    <w:p>
+      <w:pPr/>
+      <w:r>
+        <w:t>The public boundary accepts a suspension evaluation/request, never a caller-selected verdict. Reviewer-controlled conditions require proposal and independent finalisation actors. Backend-controlled conditions derive their failure code and verdict from preserved machine facts; client prose cannot override them.</w:t>
+      </w:r>
+    </w:p>
+    <w:p>
+      <w:pPr>
+        <w:pStyle w:val="Heading2"/>
+      </w:pPr>
+      <w:r>
+        <w:t>20.4 Deterministic Reason and Transition</w:t>
+      </w:r>
+    </w:p>
+    <w:p>
+      <w:pPr/>
+      <w:r>
+        <w:t>The backend generates controlled_reason_code as BLOCKED-TEST/&lt;condition_id&gt;/&lt;lifecycle_point&gt;, renders a fixed condition-specific reason from verified parameters and calculates reason_fingerprint over canonical JSON containing the condition, lifecycle, test/case, evidence-contract version and sorted verified evidence identities/hashes. Optional notes are separate and do not affect the reason or verdict.</w:t>
+      </w:r>
+    </w:p>
+    <w:p>
+      <w:pPr/>
+      <w:r>
+        <w:t>BLOCKED-TEST finalisation requires exactly one accepted condition, a permitted lifecycle point, complete condition-specific evidence, agreeing provenance, the required backend/reviewer authority, no earlier final determination and atomic immutable finalisation. Missing evidence leaves no accepted suspension; an unsupported condition is rejected; a test never attempted and not validly suspended remains NOT RUN/incomplete; an observed mismatch under valid evidence remains FAIL.</w:t>
+      </w:r>
+    </w:p>
+    <w:p>
+      <w:pPr>
+        <w:pStyle w:val="Heading2"/>
+      </w:pPr>
+      <w:r>
+        <w:t>20.5 DC-004 Composite Membership Amendment</w:t>
+      </w:r>
+    </w:p>
+    <w:tbl>
+      <w:tblPr>
+        <w:tblW w:type="dxa" w:w="9360"/>
+        <w:tblLayout w:type="fixed"/>
+        <w:tblLook w:firstColumn="1" w:firstRow="1" w:lastColumn="0" w:lastRow="0" w:noHBand="0" w:noVBand="1" w:val="04A0"/>
+        <w:jc w:val="left"/>
+        <w:tblInd w:type="dxa" w:w="120"/>
+      </w:tblPr>
+      <w:tblGrid>
+        <w:gridCol w:w="1872"/>
+        <w:gridCol w:w="5335"/>
+        <w:gridCol w:w="2153"/>
+      </w:tblGrid>
+      <w:tr>
+        <w:trPr>
+          <w:tblHeader w:val="true"/>
+        </w:trPr>
+        <w:tc>
+          <w:tcPr>
+            <w:tcW w:type="dxa" w:w="1872"/>
+            <w:vAlign w:val="center"/>
+            <w:tcMar>
+              <w:top w:w="80" w:type="dxa"/>
+              <w:start w:w="120" w:type="dxa"/>
+              <w:bottom w:w="80" w:type="dxa"/>
+              <w:end w:w="120" w:type="dxa"/>
+            </w:tcMar>
+            <w:shd w:fill="E7E7E7"/>
+          </w:tcPr>
+          <w:p>
+            <w:r>
+              <w:rPr>
+                <w:b/>
+              </w:rPr>
+              <w:t>Source kind</w:t>
+            </w:r>
+          </w:p>
+        </w:tc>
+        <w:tc>
+          <w:tcPr>
+            <w:tcW w:type="dxa" w:w="5335"/>
+            <w:vAlign w:val="center"/>
+            <w:tcMar>
+              <w:top w:w="80" w:type="dxa"/>
+              <w:start w:w="120" w:type="dxa"/>
+              <w:bottom w:w="80" w:type="dxa"/>
+              <w:end w:w="120" w:type="dxa"/>
+            </w:tcMar>
+            <w:shd w:fill="E7E7E7"/>
+          </w:tcPr>
+          <w:p>
+            <w:r>
+              <w:rPr>
+                <w:b/>
+              </w:rPr>
+              <w:t>Required immutable source</w:t>
+            </w:r>
+          </w:p>
+        </w:tc>
+        <w:tc>
+          <w:tcPr>
+            <w:tcW w:type="dxa" w:w="2153"/>
+            <w:vAlign w:val="center"/>
+            <w:tcMar>
+              <w:top w:w="80" w:type="dxa"/>
+              <w:start w:w="120" w:type="dxa"/>
+              <w:bottom w:w="80" w:type="dxa"/>
+              <w:end w:w="120" w:type="dxa"/>
+            </w:tcMar>
+            <w:shd w:fill="E7E7E7"/>
+          </w:tcPr>
+          <w:p>
+            <w:r>
+              <w:rPr>
+                <w:b/>
+              </w:rPr>
+              <w:t>Permitted verdict</w:t>
+            </w:r>
+          </w:p>
+        </w:tc>
+      </w:tr>
+      <w:tr>
+        <w:trPr/>
+        <w:tc>
+          <w:tcPr>
+            <w:tcW w:type="dxa" w:w="1872"/>
+            <w:vAlign w:val="center"/>
+            <w:tcMar>
+              <w:top w:w="80" w:type="dxa"/>
+              <w:start w:w="120" w:type="dxa"/>
+              <w:bottom w:w="80" w:type="dxa"/>
+              <w:end w:w="120" w:type="dxa"/>
+            </w:tcMar>
+          </w:tcPr>
+          <w:p>
+            <w:r>
+              <w:t>EXECUTION_RESULT</w:t>
+            </w:r>
+          </w:p>
+        </w:tc>
+        <w:tc>
+          <w:tcPr>
+            <w:tcW w:type="dxa" w:w="5335"/>
+            <w:vAlign w:val="center"/>
+            <w:tcMar>
+              <w:top w:w="80" w:type="dxa"/>
+              <w:start w:w="120" w:type="dxa"/>
+              <w:bottom w:w="80" w:type="dxa"/>
+              <w:end w:w="120" w:type="dxa"/>
+            </w:tcMar>
+          </w:tcPr>
+          <w:p>
+            <w:r>
+              <w:t>One finalised ValidationExecution, its actual ScenarioRun and evidence.</w:t>
+            </w:r>
+          </w:p>
+        </w:tc>
+        <w:tc>
+          <w:tcPr>
+            <w:tcW w:type="dxa" w:w="2153"/>
+            <w:vAlign w:val="center"/>
+            <w:tcMar>
+              <w:top w:w="80" w:type="dxa"/>
+              <w:start w:w="120" w:type="dxa"/>
+              <w:bottom w:w="80" w:type="dxa"/>
+              <w:end w:w="120" w:type="dxa"/>
+            </w:tcMar>
+          </w:tcPr>
+          <w:p>
+            <w:r>
+              <w:t>PASS or FAIL</w:t>
+            </w:r>
+          </w:p>
+        </w:tc>
+      </w:tr>
+      <w:tr>
+        <w:trPr/>
+        <w:tc>
+          <w:tcPr>
+            <w:tcW w:type="dxa" w:w="1872"/>
+            <w:vAlign w:val="center"/>
+            <w:tcMar>
+              <w:top w:w="80" w:type="dxa"/>
+              <w:start w:w="120" w:type="dxa"/>
+              <w:bottom w:w="80" w:type="dxa"/>
+              <w:end w:w="120" w:type="dxa"/>
+            </w:tcMar>
+          </w:tcPr>
+          <w:p>
+            <w:r>
+              <w:t>SUSPENSION_RESULT</w:t>
+            </w:r>
+          </w:p>
+        </w:tc>
+        <w:tc>
+          <w:tcPr>
+            <w:tcW w:type="dxa" w:w="5335"/>
+            <w:vAlign w:val="center"/>
+            <w:tcMar>
+              <w:top w:w="80" w:type="dxa"/>
+              <w:start w:w="120" w:type="dxa"/>
+              <w:bottom w:w="80" w:type="dxa"/>
+              <w:end w:w="120" w:type="dxa"/>
+            </w:tcMar>
+          </w:tcPr>
+          <w:p>
+            <w:r>
+              <w:t>One finalised ValidationSuspensionRecord; actual execution/run required when they exist and absent only for verified PRE_EXECUTION_ENTRY.</w:t>
+            </w:r>
+          </w:p>
+        </w:tc>
+        <w:tc>
+          <w:tcPr>
+            <w:tcW w:type="dxa" w:w="2153"/>
+            <w:vAlign w:val="center"/>
+            <w:tcMar>
+              <w:top w:w="80" w:type="dxa"/>
+              <w:start w:w="120" w:type="dxa"/>
+              <w:bottom w:w="80" w:type="dxa"/>
+              <w:end w:w="120" w:type="dxa"/>
+            </w:tcMar>
+          </w:tcPr>
+          <w:p>
+            <w:r>
+              <w:t>BLOCKED-TEST</w:t>
+            </w:r>
+          </w:p>
+        </w:tc>
+      </w:tr>
+    </w:tbl>
+    <w:p/>
+    <w:p>
+      <w:pPr/>
+      <w:r>
+        <w:t>A composite counts exactly one valid source for every required case. It independently verifies the suspension condition, evidence contract, authority, source identities and any linked run/execution. A stored BLOCKED_TEST enum is insufficient. Aggregate precedence remains: all PASS → PASS; any FAIL → FAIL; no FAIL plus at least one valid BLOCKED-TEST and all others PASS → BLOCKED-TEST; missing/unexecuted/invalid source → INCOMPLETE/no verdict.</w:t>
+      </w:r>
+    </w:p>
+    <w:p>
+      <w:pPr>
+        <w:pStyle w:val="Heading2"/>
+      </w:pPr>
+      <w:r>
+        <w:t>20.6 Immutability, History, Classification and Export</w:t>
+      </w:r>
+    </w:p>
+    <w:p>
+      <w:pPr/>
+      <w:r>
+        <w:t>Database controls reject update/delete of finalised suspension records, condition replacement, evidence insertion/removal/replacement and reclassification. Finalised historical records and linked suspended executions remain reviewable/exportable under their original catalogue/test/case identities and source build. Draft old-catalogue records become historical/read-only. Export includes the condition definition, structured evidence, authority audit, deterministic reason/fingerprint and linked records without reconstructing current state.</w:t>
+      </w:r>
+    </w:p>
+    <w:p>
+      <w:pPr/>
+      <w:r>
+        <w:t>Evidence class is inherited from the controlled definition. A FORMAL suspension may contribute to FORMAL BLOCKED-TEST determination counts but contributes to execution counts only where a real execution exists. EXPLORATORY suspension/composite records never change FORMAL progress. Every DC-004 suspension remains EXPLORATORY. The operational-event catalogue remains exactly 15 types.</w:t>
+      </w:r>
+    </w:p>
+    <w:p>
+      <w:pPr>
+        <w:pStyle w:val="Heading2"/>
+      </w:pPr>
+      <w:r>
+        <w:t>20.7 Verification and Proposed Gate</w:t>
+      </w:r>
+    </w:p>
+    <w:p>
+      <w:pPr/>
+      <w:r>
+        <w:t>Future controlled implementation shall prove exact recognition of VSC-001–VSC-005; rejection of unsupported IDs; enforcement of every evidence contract and authority; unrelated/wrong-provenance rejection; backend-controlled reason generation; pre-entry no-fictional-run treatment; post-entry execution/history preservation; valid suspension → BLOCKED-TEST; ordinary missing evidence/unexecuted test → no BLOCKED-TEST; operational BLOCKED → validation PASS when expected; complete DC-004 blocked/FAIL/incomplete precedence; database immutability; historical review/export; FORMAL separation; and unchanged 24 tests, 124 requirements, 286 RTM relationships and 15 event types.</w:t>
+      </w:r>
+    </w:p>
+    <w:p>
+      <w:pPr/>
+      <w:r>
+        <w:t>DC-005 and Section 20 remain proposed pending independent review. The accepted validation-design baseline remains v1.1. No machine catalogue, contract, database, API, frontend, QA-041/QA-042 or I9 work is authorised by this proposal.</w:t>
+      </w:r>
+    </w:p>
+    <w:p>
+      <w:pPr/>
+      <w:r>
+        <w:t>V2 Automation Candidate — Condition-specific binding, source/hash verification, authority checks and suspension-package assembly are evidence-heavy. A future assurance tool could pre-validate and flag inconsistencies while final reviewer judgement remains controlled.</w:t>
       </w:r>
     </w:p>
     <w:sectPr>

--- a/01-engineering-source-documents/OT Project Validation Plan.docx
+++ b/01-engineering-source-documents/OT Project Validation Plan.docx
@@ -14995,11 +14995,7 @@
         <w:spacing w:before="120" w:after="120"/>
       </w:pPr>
       <w:r>
-        <w:rPr>
-          <w:b w:val="0"/>
-          <w:i w:val="0"/>
-        </w:rPr>
-        <w:t>A numerical/display match alone is insufficient. PASS requires the expected source records, derivation/calculation evidence, classification and traceability links. Missing mandatory evidence makes the test FAIL unless the test itself could not run, in which case BLOCKED-TEST is used with a reason. Export generation never changes the underlying execution verdict.</w:t>
+        <w:t>A numerical/display match alone is insufficient. PASS or FAIL is created only by a valid expected-versus-observed comparison supported by the required source records, derivation/calculation evidence, classification and traceability links. Ordinary missing mandatory evidence leaves the validation attempt non-finalisable/incomplete; it becomes BLOCKED-TEST only when exactly one accepted DC-005 suspension condition is established with its required authority and evidence. Export generation never changes an underlying determination.</w:t>
       </w:r>
     </w:p>
     <w:p>
@@ -35652,7 +35648,7 @@
     <w:p>
       <w:pPr/>
       <w:r>
-        <w:t>This proposed amendment makes the existing Section 14 suspension and BLOCKED-TEST meaning deterministic without changing any operational engineering outcome. Operational BLOCKED remains a restoration/system result and may produce validation PASS when expected. BLOCKED-TEST applies only when a validation procedure cannot validly start, continue or reach PASS/FAIL because one accepted suspension condition is established with its exact evidence and authority. NOT RUN remains no attempt/no determination. Missing ordinary evidence does not become BLOCKED-TEST.</w:t>
+        <w:t>This proposed amendment makes the existing Section 14 suspension and BLOCKED-TEST meaning deterministic without changing any operational engineering outcome. Operational BLOCKED remains a restoration/system result and may produce validation PASS when expected. A ValidationAttempt begins only after a trusted campaign/test-selection authority binds the intended controlled target; it may remain incomplete or terminate SUSPENDED/BLOCKED-TEST. An ExecutedValidationResult exists only after valid expected-versus-observed comparison and is always PASS or FAIL under clarified REQ-VAL-007–009. Missing ordinary evidence alone is neither FAIL nor BLOCKED-TEST.</w:t>
       </w:r>
     </w:p>
     <w:p>
@@ -36126,7 +36122,7 @@
     <w:p>
       <w:pPr/>
       <w:r>
-        <w:t>PRE_EXECUTION_ENTRY means the controlled test/case is selected but a valid run/execution cannot be created. EXECUTION_IN_PROGRESS means a valid execution exists and is preserved. EVIDENCE_FINALISATION means verification of evidence, comparison inputs or provenance prevents a valid PASS/FAIL determination. A condition may be discovered at more than one phase; its actual lifecycle point is recorded and verified.</w:t>
+        <w:t>PRE_EXECUTION_ENTRY means a trusted target selection exists but a valid ScenarioRun/ValidationExecution cannot be created. EXECUTION_IN_PROGRESS means an active ValidationAttempt has a valid execution/run context that is preserved. EVIDENCE_FINALISATION means the procedure ran but assurance cannot validly create an ExecutedValidationResult. A suspended attempt produces a finalised BLOCKED-TEST assurance record, not a PASS/FAIL execution result. Ordinary missing evidence remains incomplete unless a genuine VSC condition is established.</w:t>
       </w:r>
     </w:p>
     <w:p>
@@ -36134,13 +36130,13 @@
         <w:pStyle w:val="Heading2"/>
       </w:pPr>
       <w:r>
-        <w:t>20.2 Suspension Record and Execution Relationship</w:t>
+        <w:t>20.2 Validation Attempt, Executed Result and Suspension Relationship</w:t>
       </w:r>
     </w:p>
     <w:p>
       <w:pPr/>
       <w:r>
-        <w:t>Validation/Evidence owns an immutable ValidationSuspensionRecord. A pre-entry record binds the selected test/case and every available catalogue, definition, build and input identity without creating a fictional ScenarioRun or ValidationExecution. When a valid execution already exists, the record must link that exact execution and run; the execution becomes terminal SUSPENDED, retains its captured evidence, references the suspension record and exposes BLOCKED-TEST. A repeat creates new identities.</w:t>
+        <w:t>Validation/Evidence owns the ValidationAttempt lifecycle, PASS/FAIL ExecutedValidationResult and immutable ValidationSuspensionRecord. Pre-entry suspension requires an immutable ValidationTargetSelection from a trusted campaign/test-selection authority, resolves only the source identities that can be verified, records the failed required input role and presented identity evidence, and creates no fictional ScenarioRun or ValidationExecution. After valid entry, suspension terminally closes the attempt as SUSPENDED, links the actual execution/run context and retained evidence, and produces BLOCKED-TEST without creating an ExecutedValidationResult. A repeat creates new identities.</w:t>
       </w:r>
     </w:p>
     <w:tbl>
@@ -36234,7 +36230,7 @@
           </w:tcPr>
           <w:p>
             <w:r>
-              <w:t>UUID suspension_record_id; VSR- short display; schema version; one condition_id VSC-001–VSC-005; lifecycle point; inherited evidence class.</w:t>
+              <w:t>UUID suspension_record_id; VSR- short display; schema version; classifier version and evaluated gates; exactly one condition_id VSC-001–VSC-005; lifecycle point; inherited evidence class.</w:t>
             </w:r>
           </w:p>
         </w:tc>
@@ -36254,7 +36250,7 @@
           </w:tcPr>
           <w:p>
             <w:r>
-              <w:t>Test provenance</w:t>
+              <w:t>Target/provenance anchor</w:t>
             </w:r>
           </w:p>
         </w:tc>
@@ -36271,7 +36267,7 @@
           </w:tcPr>
           <w:p>
             <w:r>
-              <w:t>test_id; case_id where applicable; catalogue ID/version/hash; test-definition version/hash; case-definition version/hash where applicable.</w:t>
+              <w:t>Immutable target_selection_id and canonical selection hash from trusted campaign/test-selection authority; intended test/case and expected source identities; only successfully verified catalogue/test/case identities are recorded as resolved source identities.</w:t>
             </w:r>
           </w:p>
         </w:tc>
@@ -36308,7 +36304,7 @@
           </w:tcPr>
           <w:p>
             <w:r>
-              <w:t>Backend application build; configuration and fixture identities where available; only a proven VSC-003 may identify the exact unavailable input role.</w:t>
+              <w:t>Target application-build identity remains an intended/resolved target field and is never substituted with assurance_verifier_build_id. Record failed_required_input_role, every presented identity value and resolver evidence. Configuration/fixture identities are resolved where valid.</w:t>
             </w:r>
           </w:p>
         </w:tc>
@@ -36328,7 +36324,7 @@
           </w:tcPr>
           <w:p>
             <w:r>
-              <w:t>Existing context</w:t>
+              <w:t>Attempt/context</w:t>
             </w:r>
           </w:p>
         </w:tc>
@@ -36345,7 +36341,7 @@
           </w:tcPr>
           <w:p>
             <w:r>
-              <w:t>scenario_run_id and validation_execution_id when they validly exist; explicitly absent only for PRE_EXECUTION_ENTRY.</w:t>
+              <w:t>validation_attempt_id always; scenario_run_id and validation_execution_id only when validly created; executed_validation_result_id only after valid comparison; explicit PRE_EXECUTION_ENTRY absence otherwise.</w:t>
             </w:r>
           </w:p>
         </w:tc>
@@ -36382,7 +36378,7 @@
           </w:tcPr>
           <w:p>
             <w:r>
-              <w:t>Backend verifier or proposal/reviewer identities; condition-specific evidence-contract version; canonical immutable evidence references and payload hash.</w:t>
+              <w:t>Assurance verifier build; controlled actor_id/role from the local registry; distinct proposal/finalisation actors where required; condition-specific evidence-contract version; canonical immutable evidence references and payload hash.</w:t>
             </w:r>
           </w:p>
         </w:tc>
@@ -36437,7 +36433,7 @@
     <w:p>
       <w:pPr/>
       <w:r>
-        <w:t>Every evidence item identifies its owner test/case, source catalogue/definition, application build, configuration/input where applicable, run/execution when one exists, evidence class, source record and canonical payload SHA-256. The assurance service resolves those identities from controlled repositories. Evidence from another test, case, definition, build, configuration, run or execution cannot be made relevant by copying an ID. Historical evidence resolves against its own accepted catalogue/definition under Section 19.</w:t>
+        <w:t>Every evidence item binds to its ValidationTargetSelection and identifies the intended test/case, resolved source identities, intended/resolved target application build where available, assurance verifier build separately, configuration/input where applicable, run/execution when one exists, evidence class, source record and canonical payload SHA-256. The target selection must originate from a trusted campaign/test-selection authority; client-supplied test_id or case_id text is not authority. Evidence from another target, definition, build, configuration, run or execution cannot be made relevant by copying an ID. Historical evidence resolves against its own accepted catalogue/definition under Section 19.</w:t>
       </w:r>
     </w:p>
     <w:tbl>
@@ -36553,7 +36549,7 @@
           </w:tcPr>
           <w:p>
             <w:r>
-              <w:t>Controlled source-review record naming document/version/hash/section, exact missing field/step, and linked current engineering-design-question record.</w:t>
+              <w:t>Integrity-valid trusted source-review record proving that no reviewed authoritative source contains controlling behaviour for the bound field/step, plus a linked engineering-design question.</w:t>
             </w:r>
           </w:p>
         </w:tc>
@@ -36607,7 +36603,7 @@
           </w:tcPr>
           <w:p>
             <w:r>
-              <w:t>At least two distinct authoritative source assertions with document/version/hash/section and statement hashes, exact affected field, and an open controlled conflict-review item.</w:t>
+              <w:t>Two or more integrity-valid trusted authoritative controlling assertions with document/version/hash/section and statement hashes that are mutually incompatible for the same field/step, plus an open conflict-review item.</w:t>
             </w:r>
           </w:p>
         </w:tc>
@@ -36624,7 +36620,7 @@
           </w:tcPr>
           <w:p>
             <w:r>
-              <w:t>Graduate Engineer may propose; a distinct Independent Engineering Reviewer finalises. Backend validates identities but does not claim to infer engineering conflict.</w:t>
+              <w:t>Graduate Engineer may propose; a distinct Independent Engineering Reviewer finalises. Backend validates identities but does not infer engineering conflict.</w:t>
             </w:r>
           </w:p>
         </w:tc>
@@ -36661,7 +36657,7 @@
           </w:tcPr>
           <w:p>
             <w:r>
-              <w:t>Input role; presented/absent ID-version-hash; resolver failure MISSING_IDENTITY, UNKNOWN_IDENTITY, HASH_MISMATCH or AMBIGUOUS_IDENTITY; resolver/build and resolution-attempt hash.</w:t>
+              <w:t>After integrity checks pass for presented artefacts: required input role; presented/absent identity evidence; resolver failure MISSING_IDENTITY, UNKNOWN_IDENTITY or AMBIGUOUS_IDENTITY; resolver/verifier build and attempt hash.</w:t>
             </w:r>
           </w:p>
         </w:tc>
@@ -36678,7 +36674,7 @@
           </w:tcPr>
           <w:p>
             <w:r>
-              <w:t>Backend Assurance only. Resolver failure is re-run/verified; a uniquely resolved input rejects suspension.</w:t>
+              <w:t>Backend Assurance only. HASH_MISMATCH/schema/integrity failure is VSC-005, never VSC-003; a uniquely resolved input rejects suspension.</w:t>
             </w:r>
           </w:p>
         </w:tc>
@@ -36715,7 +36711,7 @@
           </w:tcPr>
           <w:p>
             <w:r>
-              <w:t>Pre-entry: exact definition/step/checkpoint identity and text hash. Runtime: required CONTROLLED_SCENARIO_CLOCK, observed authority, and failure MISSING_CONTROLLED_TIME, WALL_CLOCK_SOURCE_DETECTED or NONDETERMINISTIC_DELAY_DEPENDENCY.</w:t>
+              <w:t>One integrity-valid, unambiguous trusted definition/runtime step actually relies on a non-controlled time source; exact definition/step/checkpoint identity and text hash or runtime time-authority evidence.</w:t>
             </w:r>
           </w:p>
         </w:tc>
@@ -36732,7 +36728,7 @@
           </w:tcPr>
           <w:p>
             <w:r>
-              <w:t>Independent Reviewer finalises definition-review evidence; Backend Assurance finalises runtime evidence. The 60,000 ms freshness rule is unchanged.</w:t>
+              <w:t>Independent Reviewer finalises definition-review evidence; Backend Assurance finalises runtime evidence. Missing/ambiguous definitions classify earlier; the 60,000 ms freshness rule is unchanged.</w:t>
             </w:r>
           </w:p>
         </w:tc>
@@ -36769,7 +36765,7 @@
           </w:tcPr>
           <w:p>
             <w:r>
-              <w:t>Artefact/evidence identity; expected/actual SHA-256 or unreadable state; failure HASH_MISMATCH, UNREADABLE, SCHEMA_INVALID or CANONICAL_PAYLOAD_MISMATCH; verifier/schema and immutable quarantine/failure-report reference.</w:t>
+              <w:t>Required trusted artefact/evidence package fails its declared integrity, schema, hash or canonical-payload verification: HASH_MISMATCH, UNREADABLE, SCHEMA_INVALID or CANONICAL_PAYLOAD_MISMATCH.</w:t>
             </w:r>
           </w:p>
         </w:tc>
@@ -36786,7 +36782,7 @@
           </w:tcPr>
           <w:p>
             <w:r>
-              <w:t>Backend Assurance only. Missing optional/ordinary evidence is not corruption.</w:t>
+              <w:t>Backend Assurance only. Integrity failure has the exclusive VSC-005 boundary; missing ordinary evidence is not corruption.</w:t>
             </w:r>
           </w:p>
         </w:tc>
@@ -36796,7 +36792,7 @@
     <w:p>
       <w:pPr/>
       <w:r>
-        <w:t>The public boundary accepts a suspension evaluation/request, never a caller-selected verdict. Reviewer-controlled conditions require proposal and independent finalisation actors. Backend-controlled conditions derive their failure code and verdict from preserved machine facts; client prose cannot override them.</w:t>
+        <w:t>The public boundary accepts a suspension evaluation/request, never caller-selected target authority, verdict or reason. For judgement-based conditions V1 machine-enforces actor_id membership in a controlled local actor/role registry, role eligibility, different proposal/finalisation actor IDs, audit linkage and immutable finalisation. V1 does not authenticate a real person or cryptographically prove organisational independence; independent engineering review asserts that the controlled identities represent distinct reviewers. Backend-controlled conditions derive failure facts from preserved machine evidence.</w:t>
       </w:r>
     </w:p>
     <w:p>
@@ -36804,19 +36800,25 @@
         <w:pStyle w:val="Heading2"/>
       </w:pPr>
       <w:r>
-        <w:t>20.4 Deterministic Reason and Transition</w:t>
+        <w:t>20.4 Deterministic Single Classification, Reason and Transition</w:t>
       </w:r>
     </w:p>
     <w:p>
       <w:pPr/>
       <w:r>
-        <w:t>The backend generates controlled_reason_code as BLOCKED-TEST/&lt;condition_id&gt;/&lt;lifecycle_point&gt;, renders a fixed condition-specific reason from verified parameters and calculates reason_fingerprint over canonical JSON containing the condition, lifecycle, test/case, evidence-contract version and sorted verified evidence identities/hashes. Optional notes are separate and do not affect the reason or verdict.</w:t>
+        <w:t>A versioned classifier evaluates one non-overlapping semantic chain. First, a trusted target anchor must exist. A required trusted artefact/package failing integrity/schema/hash/canonical-payload verification is VSC-005. Only integrity-valid presented inputs proceed to identity resolution; missing, unknown or ambiguous required identity is VSC-003. Among resolved trusted authoritative sources, multiple incompatible controlling statements are VSC-002; no controlling behaviour is VSC-001; exactly one unambiguous trusted definition/runtime that actually relies on non-controlled time is VSC-004. Unsupported or multiple-condition claims are rejected. Identical preserved facts therefore select one authoritative ID.</w:t>
       </w:r>
     </w:p>
     <w:p>
       <w:pPr/>
       <w:r>
-        <w:t>BLOCKED-TEST finalisation requires exactly one accepted condition, a permitted lifecycle point, complete condition-specific evidence, agreeing provenance, the required backend/reviewer authority, no earlier final determination and atomic immutable finalisation. Missing evidence leaves no accepted suspension; an unsupported condition is rejected; a test never attempted and not validly suspended remains NOT RUN/incomplete; an observed mismatch under valid evidence remains FAIL.</w:t>
+        <w:t>The backend generates controlled_reason_code as BLOCKED-TEST/&lt;condition_id&gt;/&lt;lifecycle_point&gt; and calculates reason_fingerprint over canonical JSON containing classifier version, evaluated gate outcomes, the selected single condition, lifecycle, target-selection identity/hash, resolved-source identities, failed-input evidence where applicable, evidence-contract version and sorted verified evidence identities/hashes. Optional notes are excluded.</w:t>
+      </w:r>
+    </w:p>
+    <w:p>
+      <w:pPr/>
+      <w:r>
+        <w:t>BLOCKED-TEST finalisation requires a trusted target anchor, exactly one classifier-selected condition, a permitted lifecycle point, complete condition-specific evidence, agreeing provenance, required backend/reviewer controls, no prior PASS/FAIL/final suspension and atomic immutable finalisation. Missing evidence leaves the attempt non-finalisable/incomplete; an unsupported or overlapping claim is rejected; a test never attempted and not validly suspended remains NOT RUN/incomplete; an observed mismatch under valid evidence remains FAIL.</w:t>
       </w:r>
     </w:p>
     <w:p>
@@ -36940,7 +36942,7 @@
           </w:tcPr>
           <w:p>
             <w:r>
-              <w:t>One finalised ValidationExecution, its actual ScenarioRun and evidence.</w:t>
+              <w:t>One finalised ExecutedValidationResult, its actual ValidationExecution, ScenarioRun and evidence.</w:t>
             </w:r>
           </w:p>
         </w:tc>
@@ -36994,7 +36996,7 @@
           </w:tcPr>
           <w:p>
             <w:r>
-              <w:t>One finalised ValidationSuspensionRecord; actual execution/run required when they exist and absent only for verified PRE_EXECUTION_ENTRY.</w:t>
+              <w:t>One finalised ValidationSuspensionRecord bound through a trusted immutable target selection to the exact required test/case; actual execution/run required when they exist and absent only for verified PRE_EXECUTION_ENTRY.</w:t>
             </w:r>
           </w:p>
         </w:tc>
@@ -37021,7 +37023,7 @@
     <w:p>
       <w:pPr/>
       <w:r>
-        <w:t>A composite counts exactly one valid source for every required case. It independently verifies the suspension condition, evidence contract, authority, source identities and any linked run/execution. A stored BLOCKED_TEST enum is insufficient. Aggregate precedence remains: all PASS → PASS; any FAIL → FAIL; no FAIL plus at least one valid BLOCKED-TEST and all others PASS → BLOCKED-TEST; missing/unexecuted/invalid source → INCOMPLETE/no verdict.</w:t>
+        <w:t>A composite counts exactly one valid source for every required case. For SUSPENSION_RESULT it resolves the trusted campaign/test-selection authority and target-selection hash against the accepted constituent case set and source catalogue/test/case definitions; client-supplied case_id text cannot occupy a case. If that anchor is unavailable, no case-level BLOCKED-TEST exists and the composite remains INCOMPLETE. It also verifies the single classification, evidence contract, authority, resolved-source identities and any actual run/execution. Aggregate PASS/FAIL/BLOCKED-TEST precedence remains unchanged.</w:t>
       </w:r>
     </w:p>
     <w:p>
@@ -37035,7 +37037,7 @@
     <w:p>
       <w:pPr/>
       <w:r>
-        <w:t>Database controls reject update/delete of finalised suspension records, condition replacement, evidence insertion/removal/replacement and reclassification. Finalised historical records and linked suspended executions remain reviewable/exportable under their original catalogue/test/case identities and source build. Draft old-catalogue records become historical/read-only. Export includes the condition definition, structured evidence, authority audit, deterministic reason/fingerprint and linked records without reconstructing current state.</w:t>
+        <w:t>Database controls reject update/delete of finalised suspension records, target-anchor replacement, condition replacement, evidence insertion/removal/replacement and reclassification. Finalised historical records and linked suspended attempts remain reviewable/exportable under their original target selection, source catalogue/test/case identities, intended/resolved target application build and separate assurance-verifier build. Draft old-catalogue records become historical/read-only. Export includes those preserved identities, classifier decision, evidence, authority audit and deterministic reason without reconstructing current state.</w:t>
       </w:r>
     </w:p>
     <w:p>
@@ -37055,7 +37057,7 @@
     <w:p>
       <w:pPr/>
       <w:r>
-        <w:t>Future controlled implementation shall prove exact recognition of VSC-001–VSC-005; rejection of unsupported IDs; enforcement of every evidence contract and authority; unrelated/wrong-provenance rejection; backend-controlled reason generation; pre-entry no-fictional-run treatment; post-entry execution/history preservation; valid suspension → BLOCKED-TEST; ordinary missing evidence/unexecuted test → no BLOCKED-TEST; operational BLOCKED → validation PASS when expected; complete DC-004 blocked/FAIL/incomplete precedence; database immutability; historical review/export; FORMAL separation; and unchanged 24 tests, 124 requirements, 286 RTM relationships and 15 event types.</w:t>
+        <w:t>Future controlled implementation shall prove clarified REQ-VAL-007–009 attempt/result semantics; exact recognition and deterministic single classification of VSC-001–VSC-005 including overlap negatives; enforcement of every evidence/authority contract; trusted target-anchor and case-selection authority; separation of target application and assurance-verifier builds; unrelated/wrong-provenance rejection; reviewer local-role and actor-separation controls without overclaiming authentication; pre-entry no-fictional-run treatment; post-entry history preservation; ordinary missing evidence → incomplete; valid suspension → BLOCKED-TEST; operational BLOCKED → PASS when expected; DC-004 precedence; immutability/history/export; FORMAL separation; and unchanged 24 tests, 124 requirements, 286 RTM relationships and 15 event types.</w:t>
       </w:r>
     </w:p>
     <w:p>

--- a/01-engineering-source-documents/OT Project Validation Plan.docx
+++ b/01-engineering-source-documents/OT Project Validation Plan.docx
@@ -25,9 +25,9 @@
         <w:br/>
         <w:t>Document: OT Project Validation Plan</w:t>
         <w:br/>
-        <w:t>Version: 1.2 — Proposed DC-005 controlled revision</w:t>
+        <w:t>Version: 1.2</w:t>
         <w:br/>
-        <w:t>Status: Proposed authoritative revision — pending independent review; accepted baseline remains v1.1</w:t>
+        <w:t>Status: Accepted authoritative validation-design baseline through DC-005</w:t>
       </w:r>
     </w:p>
     <w:p>
@@ -35642,13 +35642,13 @@
         <w:pStyle w:val="Heading1"/>
       </w:pPr>
       <w:r>
-        <w:t>20. Proposed Controlled Amendment — DC-005 Validation Suspension and BLOCKED-TEST Determination</w:t>
+        <w:t>20. Accepted Controlled Amendment — DC-005 Validation Suspension and BLOCKED-TEST Determination</w:t>
       </w:r>
     </w:p>
     <w:p>
       <w:pPr/>
       <w:r>
-        <w:t>This proposed amendment makes the existing Section 14 suspension and BLOCKED-TEST meaning deterministic without changing any operational engineering outcome. Operational BLOCKED remains a restoration/system result and may produce validation PASS when expected. A ValidationAttempt begins only after a trusted campaign/test-selection authority binds the intended controlled target; it may remain incomplete or terminate SUSPENDED/BLOCKED-TEST. An ExecutedValidationResult exists only after valid expected-versus-observed comparison and is always PASS or FAIL under clarified REQ-VAL-007–009. Missing ordinary evidence alone is neither FAIL nor BLOCKED-TEST.</w:t>
+        <w:t>This accepted amendment makes the existing Section 14 suspension and BLOCKED-TEST meaning deterministic without changing any operational engineering outcome. Operational BLOCKED remains a restoration/system result and may produce validation PASS when expected. A ValidationAttempt begins only after a trusted campaign/test-selection authority binds the intended controlled target; it may remain incomplete or terminate SUSPENDED/BLOCKED-TEST. An ExecutedValidationResult exists only after valid expected-versus-observed comparison and is always PASS or FAIL under clarified REQ-VAL-007–009. Missing ordinary evidence alone is neither FAIL nor BLOCKED-TEST.</w:t>
       </w:r>
     </w:p>
     <w:p>
@@ -37051,7 +37051,7 @@
         <w:pStyle w:val="Heading2"/>
       </w:pPr>
       <w:r>
-        <w:t>20.7 Verification and Proposed Gate</w:t>
+        <w:t>20.7 Verification and Accepted Design Gate</w:t>
       </w:r>
     </w:p>
     <w:p>
@@ -37063,7 +37063,7 @@
     <w:p>
       <w:pPr/>
       <w:r>
-        <w:t>DC-005 and Section 20 remain proposed pending independent review. The accepted validation-design baseline remains v1.1. No machine catalogue, contract, database, API, frontend, QA-041/QA-042 or I9 work is authorised by this proposal.</w:t>
+        <w:t>DC-005 and Section 20 are accepted as the authoritative validation-suspension design, and Validation Plan v1.2 supersedes v1.1 as the current validation-design baseline. This design acceptance does not authorise machine catalogue, contract, database, API, frontend, QA-041/QA-042 or I9 work. DC-005 application requires separate authorisation and independent review before merge.</w:t>
       </w:r>
     </w:p>
     <w:p>
